--- a/technical_protection_of_information/лабораторные/ЛР 1/2026/Ковалев_ВКБ53_ЛР1.docx
+++ b/technical_protection_of_information/лабораторные/ЛР 1/2026/Ковалев_ВКБ53_ЛР1.docx
@@ -1260,7 +1260,7 @@
         <w:rPr>
           <w:noProof/>
         </w:rPr>
-        <w:object w:dxaOrig="9680" w:dyaOrig="9667" w14:anchorId="45B61E3A">
+        <w:object w:dxaOrig="9680" w:dyaOrig="9667" w14:anchorId="1E546378">
           <v:shapetype id="_x0000_t75" coordsize="21600,21600" o:spt="75" o:preferrelative="t" path="m@4@5l@4@11@9@11@9@5xe" filled="f" stroked="f">
             <v:stroke joinstyle="miter"/>
             <v:formulas>
@@ -1280,10 +1280,10 @@
             <v:path o:extrusionok="f" gradientshapeok="t" o:connecttype="rect"/>
             <o:lock v:ext="edit" aspectratio="t"/>
           </v:shapetype>
-          <v:shape id="_x0000_i1025" type="#_x0000_t75" alt="" style="width:483.95pt;height:483.35pt;mso-width-percent:0;mso-height-percent:0;mso-width-percent:0;mso-height-percent:0" o:ole="">
+          <v:shape id="_x0000_i1025" type="#_x0000_t75" alt="" style="width:484.3pt;height:483.55pt;mso-width-percent:0;mso-height-percent:0;mso-width-percent:0;mso-height-percent:0" o:ole="">
             <v:imagedata r:id="rId9" o:title=""/>
           </v:shape>
-          <o:OLEObject Type="Embed" ProgID="Visio.Drawing.15" ShapeID="_x0000_i1025" DrawAspect="Content" ObjectID="_1845273582" r:id="rId10"/>
+          <o:OLEObject Type="Embed" ProgID="Visio.Drawing.15" ShapeID="_x0000_i1025" DrawAspect="Content" ObjectID="_1850414602" r:id="rId10"/>
         </w:object>
       </w:r>
     </w:p>
@@ -1326,21 +1326,28 @@
         </w:rPr>
         <w:lastRenderedPageBreak/>
         <w:drawing>
-          <wp:inline distT="0" distB="0" distL="0" distR="0" wp14:anchorId="27B291FC" wp14:editId="0897484B">
-            <wp:extent cx="6152515" cy="2669540"/>
-            <wp:effectExtent l="0" t="0" r="0" b="0"/>
-            <wp:docPr id="10" name="image4.png"/>
-            <wp:cNvGraphicFramePr/>
+          <wp:inline distT="0" distB="0" distL="0" distR="0" wp14:anchorId="7A84F473" wp14:editId="6139E757">
+            <wp:extent cx="4639376" cy="2700118"/>
+            <wp:effectExtent l="0" t="0" r="0" b="5080"/>
+            <wp:docPr id="472910834" name="Рисунок 1"/>
+            <wp:cNvGraphicFramePr>
+              <a:graphicFrameLocks xmlns:a="http://schemas.openxmlformats.org/drawingml/2006/main" noChangeAspect="1"/>
+            </wp:cNvGraphicFramePr>
             <a:graphic xmlns:a="http://schemas.openxmlformats.org/drawingml/2006/main">
               <a:graphicData uri="http://schemas.openxmlformats.org/drawingml/2006/picture">
                 <pic:pic xmlns:pic="http://schemas.openxmlformats.org/drawingml/2006/picture">
                   <pic:nvPicPr>
-                    <pic:cNvPr id="0" name="image4.png"/>
-                    <pic:cNvPicPr preferRelativeResize="0"/>
+                    <pic:cNvPr id="472910834" name="Рисунок 472910834"/>
+                    <pic:cNvPicPr/>
                   </pic:nvPicPr>
                   <pic:blipFill>
-                    <a:blip r:embed="rId11"/>
-                    <a:srcRect/>
+                    <a:blip r:embed="rId11" cstate="print">
+                      <a:extLst>
+                        <a:ext uri="{28A0092B-C50C-407E-A947-70E740481C1C}">
+                          <a14:useLocalDpi xmlns:a14="http://schemas.microsoft.com/office/drawing/2010/main" val="0"/>
+                        </a:ext>
+                      </a:extLst>
+                    </a:blip>
                     <a:stretch>
                       <a:fillRect/>
                     </a:stretch>
@@ -1348,12 +1355,11 @@
                   <pic:spPr>
                     <a:xfrm>
                       <a:off x="0" y="0"/>
-                      <a:ext cx="6152515" cy="2669540"/>
+                      <a:ext cx="4684909" cy="2726618"/>
                     </a:xfrm>
                     <a:prstGeom prst="rect">
                       <a:avLst/>
                     </a:prstGeom>
-                    <a:ln/>
                   </pic:spPr>
                 </pic:pic>
               </a:graphicData>

--- a/technical_protection_of_information/лабораторные/ЛР 1/2026/Ковалев_ВКБ53_ЛР1.docx
+++ b/technical_protection_of_information/лабораторные/ЛР 1/2026/Ковалев_ВКБ53_ЛР1.docx
@@ -908,7 +908,24 @@
           <w:sz w:val="28"/>
           <w:szCs w:val="28"/>
         </w:rPr>
-        <w:t>Данные на исследуемое помещение - аудиторию 1-498 главного корпуса ДГТУ:</w:t>
+        <w:t>Данные на исследуемое помещение - аудиторию 1-</w:t>
+      </w:r>
+      <w:r>
+        <w:rPr>
+          <w:rFonts w:ascii="Times New Roman" w:eastAsia="Times New Roman" w:hAnsi="Times New Roman" w:cs="Times New Roman"/>
+          <w:sz w:val="28"/>
+          <w:szCs w:val="28"/>
+          <w:lang w:val="ru-RU"/>
+        </w:rPr>
+        <w:t>333</w:t>
+      </w:r>
+      <w:r>
+        <w:rPr>
+          <w:rFonts w:ascii="Times New Roman" w:eastAsia="Times New Roman" w:hAnsi="Times New Roman" w:cs="Times New Roman"/>
+          <w:sz w:val="28"/>
+          <w:szCs w:val="28"/>
+        </w:rPr>
+        <w:t xml:space="preserve"> главного корпуса ДГТУ:</w:t>
       </w:r>
     </w:p>
     <w:p>
@@ -1015,7 +1032,75 @@
           <w:sz w:val="28"/>
           <w:szCs w:val="28"/>
         </w:rPr>
-        <w:t>Граничащие помещения по отношению ко входу: спереди – улица, сзади – коридор, справа – аудитория 1-497, слева - аудитория 1-499, снизу – аудитория 1-396, сверху – чердак.</w:t>
+        <w:t>Граничащие помещения по отношению ко входу: спереди – улица, сзади – коридор, справа – аудитория 1-</w:t>
+      </w:r>
+      <w:r>
+        <w:rPr>
+          <w:rFonts w:ascii="Times New Roman" w:eastAsia="Times New Roman" w:hAnsi="Times New Roman" w:cs="Times New Roman"/>
+          <w:sz w:val="28"/>
+          <w:szCs w:val="28"/>
+          <w:lang w:val="ru-RU"/>
+        </w:rPr>
+        <w:t>333б</w:t>
+      </w:r>
+      <w:r>
+        <w:rPr>
+          <w:rFonts w:ascii="Times New Roman" w:eastAsia="Times New Roman" w:hAnsi="Times New Roman" w:cs="Times New Roman"/>
+          <w:sz w:val="28"/>
+          <w:szCs w:val="28"/>
+        </w:rPr>
+        <w:t>, слева - аудитория 1-</w:t>
+      </w:r>
+      <w:r>
+        <w:rPr>
+          <w:rFonts w:ascii="Times New Roman" w:eastAsia="Times New Roman" w:hAnsi="Times New Roman" w:cs="Times New Roman"/>
+          <w:sz w:val="28"/>
+          <w:szCs w:val="28"/>
+          <w:lang w:val="ru-RU"/>
+        </w:rPr>
+        <w:t>333а</w:t>
+      </w:r>
+      <w:r>
+        <w:rPr>
+          <w:rFonts w:ascii="Times New Roman" w:eastAsia="Times New Roman" w:hAnsi="Times New Roman" w:cs="Times New Roman"/>
+          <w:sz w:val="28"/>
+          <w:szCs w:val="28"/>
+        </w:rPr>
+        <w:t>, снизу – аудитория 1-</w:t>
+      </w:r>
+      <w:r>
+        <w:rPr>
+          <w:rFonts w:ascii="Times New Roman" w:eastAsia="Times New Roman" w:hAnsi="Times New Roman" w:cs="Times New Roman"/>
+          <w:sz w:val="28"/>
+          <w:szCs w:val="28"/>
+          <w:lang w:val="ru-RU"/>
+        </w:rPr>
+        <w:t>232</w:t>
+      </w:r>
+      <w:r>
+        <w:rPr>
+          <w:rFonts w:ascii="Times New Roman" w:eastAsia="Times New Roman" w:hAnsi="Times New Roman" w:cs="Times New Roman"/>
+          <w:sz w:val="28"/>
+          <w:szCs w:val="28"/>
+        </w:rPr>
+        <w:t xml:space="preserve">, сверху – </w:t>
+      </w:r>
+      <w:r>
+        <w:rPr>
+          <w:rFonts w:ascii="Times New Roman" w:eastAsia="Times New Roman" w:hAnsi="Times New Roman" w:cs="Times New Roman"/>
+          <w:sz w:val="28"/>
+          <w:szCs w:val="28"/>
+          <w:lang w:val="ru-RU"/>
+        </w:rPr>
+        <w:t>1-433</w:t>
+      </w:r>
+      <w:r>
+        <w:rPr>
+          <w:rFonts w:ascii="Times New Roman" w:eastAsia="Times New Roman" w:hAnsi="Times New Roman" w:cs="Times New Roman"/>
+          <w:sz w:val="28"/>
+          <w:szCs w:val="28"/>
+        </w:rPr>
+        <w:t>.</w:t>
       </w:r>
     </w:p>
     <w:p>
@@ -1152,7 +1237,92 @@
           <w:sz w:val="28"/>
           <w:szCs w:val="28"/>
         </w:rPr>
-        <w:t>В помещении имеются три батареи отопления. Трубы системы отопления выполнены из металла. Ввод трубы системы отопления осуществлен с третьего этажа, выход трубы идёт на чердак. Первая батарея справа имеет выход в смежное помещение 1-499. В помещении 2 выхода системы отопления. Тепловой пункт размещен за пределами КЗ. Таким образом, система отопления имеет выход за пределы КЗ.</w:t>
+        <w:t>В помещении имеются три батареи отопления. Трубы системы отопления выполнены из металла. Ввод трубы системы отопления осуществлен с</w:t>
+      </w:r>
+      <w:r>
+        <w:rPr>
+          <w:rFonts w:ascii="Times New Roman" w:eastAsia="Times New Roman" w:hAnsi="Times New Roman" w:cs="Times New Roman"/>
+          <w:sz w:val="28"/>
+          <w:szCs w:val="28"/>
+          <w:lang w:val="ru-RU"/>
+        </w:rPr>
+        <w:t>о второго</w:t>
+      </w:r>
+      <w:r>
+        <w:rPr>
+          <w:rFonts w:ascii="Times New Roman" w:eastAsia="Times New Roman" w:hAnsi="Times New Roman" w:cs="Times New Roman"/>
+          <w:sz w:val="28"/>
+          <w:szCs w:val="28"/>
+        </w:rPr>
+        <w:t xml:space="preserve"> этажа, выход трубы идёт на чердак. Перва</w:t>
+      </w:r>
+      <w:r>
+        <w:rPr>
+          <w:rFonts w:ascii="Times New Roman" w:eastAsia="Times New Roman" w:hAnsi="Times New Roman" w:cs="Times New Roman"/>
+          <w:sz w:val="28"/>
+          <w:szCs w:val="28"/>
+          <w:lang w:val="ru-RU"/>
+        </w:rPr>
+        <w:t>я и вторая</w:t>
+      </w:r>
+      <w:r>
+        <w:rPr>
+          <w:rFonts w:ascii="Times New Roman" w:eastAsia="Times New Roman" w:hAnsi="Times New Roman" w:cs="Times New Roman"/>
+          <w:sz w:val="28"/>
+          <w:szCs w:val="28"/>
+        </w:rPr>
+        <w:t xml:space="preserve"> батарея име</w:t>
+      </w:r>
+      <w:r>
+        <w:rPr>
+          <w:rFonts w:ascii="Times New Roman" w:eastAsia="Times New Roman" w:hAnsi="Times New Roman" w:cs="Times New Roman"/>
+          <w:sz w:val="28"/>
+          <w:szCs w:val="28"/>
+          <w:lang w:val="ru-RU"/>
+        </w:rPr>
+        <w:t>ю</w:t>
+      </w:r>
+      <w:r>
+        <w:rPr>
+          <w:rFonts w:ascii="Times New Roman" w:eastAsia="Times New Roman" w:hAnsi="Times New Roman" w:cs="Times New Roman"/>
+          <w:sz w:val="28"/>
+          <w:szCs w:val="28"/>
+        </w:rPr>
+        <w:t>т выход в смежное помещение 1-</w:t>
+      </w:r>
+      <w:r>
+        <w:rPr>
+          <w:rFonts w:ascii="Times New Roman" w:eastAsia="Times New Roman" w:hAnsi="Times New Roman" w:cs="Times New Roman"/>
+          <w:sz w:val="28"/>
+          <w:szCs w:val="28"/>
+          <w:lang w:val="ru-RU"/>
+        </w:rPr>
+        <w:t>433</w:t>
+      </w:r>
+      <w:r>
+        <w:rPr>
+          <w:rFonts w:ascii="Times New Roman" w:eastAsia="Times New Roman" w:hAnsi="Times New Roman" w:cs="Times New Roman"/>
+          <w:sz w:val="28"/>
+          <w:szCs w:val="28"/>
+        </w:rPr>
+        <w:t xml:space="preserve">. В помещении </w:t>
+      </w:r>
+      <w:r>
+        <w:rPr>
+          <w:rFonts w:ascii="Times New Roman" w:eastAsia="Times New Roman" w:hAnsi="Times New Roman" w:cs="Times New Roman"/>
+          <w:sz w:val="28"/>
+          <w:szCs w:val="28"/>
+          <w:lang w:val="ru-RU"/>
+        </w:rPr>
+        <w:t>1</w:t>
+      </w:r>
+      <w:r>
+        <w:rPr>
+          <w:rFonts w:ascii="Times New Roman" w:eastAsia="Times New Roman" w:hAnsi="Times New Roman" w:cs="Times New Roman"/>
+          <w:sz w:val="28"/>
+          <w:szCs w:val="28"/>
+        </w:rPr>
+        <w:t xml:space="preserve"> выход системы отопления. Тепловой пункт размещен за пределами КЗ. Таким образом, система отопления имеет выход за пределы КЗ.</w:t>
       </w:r>
     </w:p>
     <w:p>
@@ -1243,7 +1413,24 @@
           <w:sz w:val="28"/>
           <w:szCs w:val="28"/>
         </w:rPr>
-        <w:t>Далее на рисунках 1-4 представлены план-схемы для исследуемого помещения.</w:t>
+        <w:t>Далее на рисунках 1-</w:t>
+      </w:r>
+      <w:r>
+        <w:rPr>
+          <w:rFonts w:ascii="Times New Roman" w:eastAsia="Times New Roman" w:hAnsi="Times New Roman" w:cs="Times New Roman"/>
+          <w:sz w:val="28"/>
+          <w:szCs w:val="28"/>
+          <w:lang w:val="ru-RU"/>
+        </w:rPr>
+        <w:t>5</w:t>
+      </w:r>
+      <w:r>
+        <w:rPr>
+          <w:rFonts w:ascii="Times New Roman" w:eastAsia="Times New Roman" w:hAnsi="Times New Roman" w:cs="Times New Roman"/>
+          <w:sz w:val="28"/>
+          <w:szCs w:val="28"/>
+        </w:rPr>
+        <w:t xml:space="preserve"> представлены план-схемы для исследуемого помещения.</w:t>
       </w:r>
     </w:p>
     <w:p>
@@ -1260,7 +1447,7 @@
         <w:rPr>
           <w:noProof/>
         </w:rPr>
-        <w:object w:dxaOrig="9680" w:dyaOrig="9667" w14:anchorId="1E546378">
+        <w:object w:dxaOrig="9680" w:dyaOrig="9667" w14:anchorId="34171EB4">
           <v:shapetype id="_x0000_t75" coordsize="21600,21600" o:spt="75" o:preferrelative="t" path="m@4@5l@4@11@9@11@9@5xe" filled="f" stroked="f">
             <v:stroke joinstyle="miter"/>
             <v:formulas>
@@ -1280,10 +1467,10 @@
             <v:path o:extrusionok="f" gradientshapeok="t" o:connecttype="rect"/>
             <o:lock v:ext="edit" aspectratio="t"/>
           </v:shapetype>
-          <v:shape id="_x0000_i1025" type="#_x0000_t75" alt="" style="width:484.3pt;height:483.55pt;mso-width-percent:0;mso-height-percent:0;mso-width-percent:0;mso-height-percent:0" o:ole="">
+          <v:shape id="_x0000_i1025" type="#_x0000_t75" alt="" style="width:484.6pt;height:483.25pt;mso-width-percent:0;mso-height-percent:0;mso-width-percent:0;mso-height-percent:0" o:ole="">
             <v:imagedata r:id="rId9" o:title=""/>
           </v:shape>
-          <o:OLEObject Type="Embed" ProgID="Visio.Drawing.15" ShapeID="_x0000_i1025" DrawAspect="Content" ObjectID="_1850414602" r:id="rId10"/>
+          <o:OLEObject Type="Embed" ProgID="Visio.Drawing.15" ShapeID="_x0000_i1025" DrawAspect="Content" ObjectID="_1850415617" r:id="rId10"/>
         </w:object>
       </w:r>
     </w:p>
@@ -1326,7 +1513,7 @@
         </w:rPr>
         <w:lastRenderedPageBreak/>
         <w:drawing>
-          <wp:inline distT="0" distB="0" distL="0" distR="0" wp14:anchorId="7A84F473" wp14:editId="6139E757">
+          <wp:inline distT="0" distB="0" distL="0" distR="0" wp14:anchorId="7A84F473" wp14:editId="5D69B8FF">
             <wp:extent cx="4639376" cy="2700118"/>
             <wp:effectExtent l="0" t="0" r="0" b="5080"/>
             <wp:docPr id="472910834" name="Рисунок 1"/>
@@ -1377,6 +1564,7 @@
           <w:rFonts w:ascii="Times New Roman" w:eastAsia="Times New Roman" w:hAnsi="Times New Roman" w:cs="Times New Roman"/>
           <w:sz w:val="28"/>
           <w:szCs w:val="28"/>
+          <w:lang w:val="ru-RU"/>
         </w:rPr>
       </w:pPr>
       <w:r>
@@ -1391,11 +1579,24 @@
     <w:p>
       <w:pPr>
         <w:spacing w:line="360" w:lineRule="auto"/>
+        <w:ind w:firstLine="709"/>
         <w:jc w:val="center"/>
         <w:rPr>
           <w:rFonts w:ascii="Times New Roman" w:eastAsia="Times New Roman" w:hAnsi="Times New Roman" w:cs="Times New Roman"/>
           <w:sz w:val="28"/>
           <w:szCs w:val="28"/>
+          <w:lang w:val="ru-RU"/>
+        </w:rPr>
+      </w:pPr>
+    </w:p>
+    <w:p>
+      <w:pPr>
+        <w:spacing w:line="360" w:lineRule="auto"/>
+        <w:jc w:val="center"/>
+        <w:rPr>
+          <w:rFonts w:ascii="Times New Roman" w:eastAsia="Times New Roman" w:hAnsi="Times New Roman" w:cs="Times New Roman"/>
+          <w:sz w:val="28"/>
+          <w:szCs w:val="28"/>
         </w:rPr>
       </w:pPr>
       <w:r>
@@ -1406,21 +1607,28 @@
           <w:szCs w:val="28"/>
         </w:rPr>
         <w:drawing>
-          <wp:inline distT="0" distB="0" distL="0" distR="0" wp14:anchorId="2EBD0D42" wp14:editId="7FF0BA51">
-            <wp:extent cx="4540195" cy="4468633"/>
-            <wp:effectExtent l="0" t="0" r="0" b="1905"/>
-            <wp:docPr id="12" name="image2.png"/>
-            <wp:cNvGraphicFramePr/>
+          <wp:inline distT="0" distB="0" distL="0" distR="0" wp14:anchorId="3444C0B4" wp14:editId="0B5C273C">
+            <wp:extent cx="6152515" cy="3217545"/>
+            <wp:effectExtent l="0" t="0" r="0" b="0"/>
+            <wp:docPr id="2063734841" name="Рисунок 1"/>
+            <wp:cNvGraphicFramePr>
+              <a:graphicFrameLocks xmlns:a="http://schemas.openxmlformats.org/drawingml/2006/main" noChangeAspect="1"/>
+            </wp:cNvGraphicFramePr>
             <a:graphic xmlns:a="http://schemas.openxmlformats.org/drawingml/2006/main">
               <a:graphicData uri="http://schemas.openxmlformats.org/drawingml/2006/picture">
                 <pic:pic xmlns:pic="http://schemas.openxmlformats.org/drawingml/2006/picture">
                   <pic:nvPicPr>
-                    <pic:cNvPr id="0" name="image2.png"/>
-                    <pic:cNvPicPr preferRelativeResize="0"/>
+                    <pic:cNvPr id="2063734841" name="Рисунок 2063734841"/>
+                    <pic:cNvPicPr/>
                   </pic:nvPicPr>
                   <pic:blipFill>
-                    <a:blip r:embed="rId12"/>
-                    <a:srcRect/>
+                    <a:blip r:embed="rId12">
+                      <a:extLst>
+                        <a:ext uri="{28A0092B-C50C-407E-A947-70E740481C1C}">
+                          <a14:useLocalDpi xmlns:a14="http://schemas.microsoft.com/office/drawing/2010/main" val="0"/>
+                        </a:ext>
+                      </a:extLst>
+                    </a:blip>
                     <a:stretch>
                       <a:fillRect/>
                     </a:stretch>
@@ -1428,12 +1636,11 @@
                   <pic:spPr>
                     <a:xfrm>
                       <a:off x="0" y="0"/>
-                      <a:ext cx="4566291" cy="4494318"/>
+                      <a:ext cx="6152515" cy="3217545"/>
                     </a:xfrm>
                     <a:prstGeom prst="rect">
                       <a:avLst/>
                     </a:prstGeom>
-                    <a:ln/>
                   </pic:spPr>
                 </pic:pic>
               </a:graphicData>
@@ -1481,21 +1688,28 @@
         </w:rPr>
         <w:lastRenderedPageBreak/>
         <w:drawing>
-          <wp:inline distT="0" distB="0" distL="0" distR="0" wp14:anchorId="4A7F41DB" wp14:editId="0F0E5032">
-            <wp:extent cx="6152515" cy="4405630"/>
+          <wp:inline distT="0" distB="0" distL="0" distR="0" wp14:anchorId="1BA32BFE" wp14:editId="6BC06132">
+            <wp:extent cx="6152515" cy="3663315"/>
             <wp:effectExtent l="0" t="0" r="0" b="0"/>
-            <wp:docPr id="11" name="image3.png"/>
-            <wp:cNvGraphicFramePr/>
+            <wp:docPr id="521340630" name="Рисунок 2"/>
+            <wp:cNvGraphicFramePr>
+              <a:graphicFrameLocks xmlns:a="http://schemas.openxmlformats.org/drawingml/2006/main" noChangeAspect="1"/>
+            </wp:cNvGraphicFramePr>
             <a:graphic xmlns:a="http://schemas.openxmlformats.org/drawingml/2006/main">
               <a:graphicData uri="http://schemas.openxmlformats.org/drawingml/2006/picture">
                 <pic:pic xmlns:pic="http://schemas.openxmlformats.org/drawingml/2006/picture">
                   <pic:nvPicPr>
-                    <pic:cNvPr id="0" name="image3.png"/>
-                    <pic:cNvPicPr preferRelativeResize="0"/>
+                    <pic:cNvPr id="521340630" name="Рисунок 521340630"/>
+                    <pic:cNvPicPr/>
                   </pic:nvPicPr>
                   <pic:blipFill>
-                    <a:blip r:embed="rId13"/>
-                    <a:srcRect/>
+                    <a:blip r:embed="rId13">
+                      <a:extLst>
+                        <a:ext uri="{28A0092B-C50C-407E-A947-70E740481C1C}">
+                          <a14:useLocalDpi xmlns:a14="http://schemas.microsoft.com/office/drawing/2010/main" val="0"/>
+                        </a:ext>
+                      </a:extLst>
+                    </a:blip>
                     <a:stretch>
                       <a:fillRect/>
                     </a:stretch>
@@ -1503,12 +1717,11 @@
                   <pic:spPr>
                     <a:xfrm>
                       <a:off x="0" y="0"/>
-                      <a:ext cx="6152515" cy="4405630"/>
+                      <a:ext cx="6152515" cy="3663315"/>
                     </a:xfrm>
                     <a:prstGeom prst="rect">
                       <a:avLst/>
                     </a:prstGeom>
-                    <a:ln/>
                   </pic:spPr>
                 </pic:pic>
               </a:graphicData>
@@ -1535,7 +1748,16 @@
           <w:sz w:val="28"/>
           <w:szCs w:val="28"/>
         </w:rPr>
-        <w:t>Рис. 4 - Схема расположения проводных линий и средств электропитания, связи, линий охранно-пожарной сигнализации, инженерных коммуникаций</w:t>
+        <w:t>Рис. 4 - Схема</w:t>
+      </w:r>
+      <w:r>
+        <w:rPr>
+          <w:rFonts w:ascii="Times New Roman" w:eastAsia="Times New Roman" w:hAnsi="Times New Roman" w:cs="Times New Roman"/>
+          <w:sz w:val="28"/>
+          <w:szCs w:val="28"/>
+          <w:lang w:val="ru-RU"/>
+        </w:rPr>
+        <w:t>-расположение отопления</w:t>
       </w:r>
     </w:p>
     <w:p>
@@ -1555,6 +1777,104 @@
       <w:pPr>
         <w:spacing w:line="360" w:lineRule="auto"/>
         <w:ind w:firstLine="709"/>
+        <w:jc w:val="center"/>
+        <w:rPr>
+          <w:rFonts w:ascii="Times New Roman" w:eastAsia="Times New Roman" w:hAnsi="Times New Roman" w:cs="Times New Roman"/>
+          <w:sz w:val="28"/>
+          <w:szCs w:val="28"/>
+          <w:lang w:val="ru-RU"/>
+        </w:rPr>
+      </w:pPr>
+      <w:r>
+        <w:rPr>
+          <w:rFonts w:ascii="Times New Roman" w:eastAsia="Times New Roman" w:hAnsi="Times New Roman" w:cs="Times New Roman"/>
+          <w:noProof/>
+          <w:sz w:val="28"/>
+          <w:szCs w:val="28"/>
+          <w:lang w:val="ru-RU"/>
+        </w:rPr>
+        <w:drawing>
+          <wp:inline distT="0" distB="0" distL="0" distR="0" wp14:anchorId="47E0AB20" wp14:editId="445673E9">
+            <wp:extent cx="5358430" cy="3214837"/>
+            <wp:effectExtent l="0" t="0" r="1270" b="0"/>
+            <wp:docPr id="319325458" name="Рисунок 3"/>
+            <wp:cNvGraphicFramePr>
+              <a:graphicFrameLocks xmlns:a="http://schemas.openxmlformats.org/drawingml/2006/main" noChangeAspect="1"/>
+            </wp:cNvGraphicFramePr>
+            <a:graphic xmlns:a="http://schemas.openxmlformats.org/drawingml/2006/main">
+              <a:graphicData uri="http://schemas.openxmlformats.org/drawingml/2006/picture">
+                <pic:pic xmlns:pic="http://schemas.openxmlformats.org/drawingml/2006/picture">
+                  <pic:nvPicPr>
+                    <pic:cNvPr id="319325458" name="Рисунок 319325458"/>
+                    <pic:cNvPicPr/>
+                  </pic:nvPicPr>
+                  <pic:blipFill>
+                    <a:blip r:embed="rId14">
+                      <a:extLst>
+                        <a:ext uri="{28A0092B-C50C-407E-A947-70E740481C1C}">
+                          <a14:useLocalDpi xmlns:a14="http://schemas.microsoft.com/office/drawing/2010/main" val="0"/>
+                        </a:ext>
+                      </a:extLst>
+                    </a:blip>
+                    <a:stretch>
+                      <a:fillRect/>
+                    </a:stretch>
+                  </pic:blipFill>
+                  <pic:spPr>
+                    <a:xfrm>
+                      <a:off x="0" y="0"/>
+                      <a:ext cx="5386611" cy="3231744"/>
+                    </a:xfrm>
+                    <a:prstGeom prst="rect">
+                      <a:avLst/>
+                    </a:prstGeom>
+                  </pic:spPr>
+                </pic:pic>
+              </a:graphicData>
+            </a:graphic>
+          </wp:inline>
+        </w:drawing>
+      </w:r>
+    </w:p>
+    <w:p>
+      <w:pPr>
+        <w:spacing w:line="360" w:lineRule="auto"/>
+        <w:ind w:firstLine="709"/>
+        <w:jc w:val="center"/>
+        <w:rPr>
+          <w:rFonts w:ascii="Times New Roman" w:eastAsia="Times New Roman" w:hAnsi="Times New Roman" w:cs="Times New Roman"/>
+          <w:sz w:val="28"/>
+          <w:szCs w:val="28"/>
+          <w:lang w:val="ru-RU"/>
+        </w:rPr>
+      </w:pPr>
+      <w:r>
+        <w:rPr>
+          <w:rFonts w:ascii="Times New Roman" w:eastAsia="Times New Roman" w:hAnsi="Times New Roman" w:cs="Times New Roman"/>
+          <w:sz w:val="28"/>
+          <w:szCs w:val="28"/>
+          <w:lang w:val="ru-RU"/>
+        </w:rPr>
+        <w:t>Рис. 5 - Схема-расположение электроснабжения</w:t>
+      </w:r>
+    </w:p>
+    <w:p>
+      <w:pPr>
+        <w:spacing w:line="360" w:lineRule="auto"/>
+        <w:ind w:firstLine="709"/>
+        <w:jc w:val="center"/>
+        <w:rPr>
+          <w:rFonts w:ascii="Times New Roman" w:eastAsia="Times New Roman" w:hAnsi="Times New Roman" w:cs="Times New Roman"/>
+          <w:sz w:val="28"/>
+          <w:szCs w:val="28"/>
+          <w:lang w:val="ru-RU"/>
+        </w:rPr>
+      </w:pPr>
+    </w:p>
+    <w:p>
+      <w:pPr>
+        <w:spacing w:line="360" w:lineRule="auto"/>
+        <w:ind w:firstLine="709"/>
         <w:jc w:val="both"/>
         <w:rPr>
           <w:rFonts w:ascii="Times New Roman" w:eastAsia="Times New Roman" w:hAnsi="Times New Roman" w:cs="Times New Roman"/>
@@ -1590,6 +1910,7 @@
           <w:sz w:val="28"/>
           <w:szCs w:val="28"/>
         </w:rPr>
+        <w:lastRenderedPageBreak/>
         <w:t>Подготовительный этап</w:t>
       </w:r>
     </w:p>
@@ -1647,8 +1968,231 @@
           <w:sz w:val="28"/>
           <w:szCs w:val="28"/>
         </w:rPr>
+        <w:t>Для исключения доступа посторонних лиц и создания условий для безопасного осмотра помещение следует временно закрыть под предлогом проведения ремонтных или технических работ. Провести сверку фактического расположения всех объектов в помещении с данными, указанными в строительных проектах и планировочной документации. Зарегистрировать наименования, серийные номера, печати и пломбы предметов. Всю электромагнитную технику (электронные приборы, ПК) временно удалить или отодвинуть как можно дальше от ограждающих поверхностей.</w:t>
+      </w:r>
+    </w:p>
+    <w:p>
+      <w:pPr>
+        <w:spacing w:line="360" w:lineRule="auto"/>
+        <w:ind w:firstLine="709"/>
+        <w:jc w:val="both"/>
+        <w:rPr>
+          <w:rFonts w:ascii="Times New Roman" w:eastAsia="Times New Roman" w:hAnsi="Times New Roman" w:cs="Times New Roman"/>
+          <w:b/>
+          <w:sz w:val="28"/>
+          <w:szCs w:val="28"/>
+        </w:rPr>
+      </w:pPr>
+      <w:r>
+        <w:rPr>
+          <w:rFonts w:ascii="Times New Roman" w:eastAsia="Times New Roman" w:hAnsi="Times New Roman" w:cs="Times New Roman"/>
+          <w:b/>
+          <w:sz w:val="28"/>
+          <w:szCs w:val="28"/>
+        </w:rPr>
+        <w:t>Визуальный осмотр</w:t>
+      </w:r>
+    </w:p>
+    <w:p>
+      <w:pPr>
+        <w:spacing w:line="360" w:lineRule="auto"/>
+        <w:ind w:firstLine="709"/>
+        <w:jc w:val="both"/>
+        <w:rPr>
+          <w:rFonts w:ascii="Times New Roman" w:eastAsia="Times New Roman" w:hAnsi="Times New Roman" w:cs="Times New Roman"/>
+          <w:sz w:val="28"/>
+          <w:szCs w:val="28"/>
+        </w:rPr>
+      </w:pPr>
+      <w:r>
+        <w:rPr>
+          <w:rFonts w:ascii="Times New Roman" w:eastAsia="Times New Roman" w:hAnsi="Times New Roman" w:cs="Times New Roman"/>
+          <w:sz w:val="28"/>
+          <w:szCs w:val="28"/>
+        </w:rPr>
+        <w:t>Визуальный контроль помещения и его содержимого проводится по часовой стрелке от периферии к центру. Сверить фактически наблюдаемые данные (расположение объектов, коммуникаций, ремонтные работы, мебель) с проектной и технической документацией.</w:t>
+      </w:r>
+    </w:p>
+    <w:p>
+      <w:pPr>
+        <w:spacing w:line="360" w:lineRule="auto"/>
+        <w:ind w:firstLine="709"/>
+        <w:jc w:val="both"/>
+        <w:rPr>
+          <w:rFonts w:ascii="Times New Roman" w:eastAsia="Times New Roman" w:hAnsi="Times New Roman" w:cs="Times New Roman"/>
+          <w:sz w:val="28"/>
+          <w:szCs w:val="28"/>
+        </w:rPr>
+      </w:pPr>
+      <w:r>
+        <w:rPr>
+          <w:rFonts w:ascii="Times New Roman" w:eastAsia="Times New Roman" w:hAnsi="Times New Roman" w:cs="Times New Roman"/>
+          <w:sz w:val="28"/>
+          <w:szCs w:val="28"/>
+        </w:rPr>
+        <w:t>При детальном осмотре:</w:t>
+      </w:r>
+    </w:p>
+    <w:p>
+      <w:pPr>
+        <w:spacing w:line="360" w:lineRule="auto"/>
+        <w:ind w:firstLine="709"/>
+        <w:jc w:val="both"/>
+        <w:rPr>
+          <w:rFonts w:ascii="Times New Roman" w:eastAsia="Times New Roman" w:hAnsi="Times New Roman" w:cs="Times New Roman"/>
+          <w:sz w:val="28"/>
+          <w:szCs w:val="28"/>
+        </w:rPr>
+      </w:pPr>
+      <w:r>
+        <w:rPr>
+          <w:rFonts w:ascii="Times New Roman" w:eastAsia="Times New Roman" w:hAnsi="Times New Roman" w:cs="Times New Roman"/>
+          <w:sz w:val="28"/>
+          <w:szCs w:val="28"/>
+        </w:rPr>
+        <w:t>Мебель и предметы интерьера: Отодвинуть мебель от стен, осмотреть ящики, ниши, полости под столами. Проверить плакаты на стенах, днища столов/стульев, ниши клавиатуры, карнизы жалюзи (над тремя окнами), зазоры, складки мягкой мебели, сувениры, игрушки. Ниши, полости под столами и сама мебель требуют видеонаблюдения и металлодетектора.</w:t>
+      </w:r>
+    </w:p>
+    <w:p>
+      <w:pPr>
+        <w:spacing w:line="360" w:lineRule="auto"/>
+        <w:ind w:firstLine="709"/>
+        <w:jc w:val="both"/>
+        <w:rPr>
+          <w:rFonts w:ascii="Times New Roman" w:eastAsia="Times New Roman" w:hAnsi="Times New Roman" w:cs="Times New Roman"/>
+          <w:sz w:val="28"/>
+          <w:szCs w:val="28"/>
+        </w:rPr>
+      </w:pPr>
+      <w:r>
+        <w:rPr>
+          <w:rFonts w:ascii="Times New Roman" w:eastAsia="Times New Roman" w:hAnsi="Times New Roman" w:cs="Times New Roman"/>
+          <w:sz w:val="28"/>
+          <w:szCs w:val="28"/>
+        </w:rPr>
         <w:lastRenderedPageBreak/>
-        <w:t>Для исключения доступа посторонних лиц и создания условий для безопасного осмотра помещение следует временно закрыть под предлогом проведения ремонтных или технических работ. Провести сверку фактического расположения всех объектов в помещении с данными, указанными в строительных проектах и планировочной документации. Зарегистрировать наименования, серийные номера, печати и пломбы предметов. Всю электромагнитную технику (электронные приборы, ПК) временно удалить или отодвинуть как можно дальше от ограждающих поверхностей.</w:t>
+        <w:t>Стены, потолок, пол, плинтусы, колонны: Осмотреть крепления плиток на стенах/потолке, царапины, посторонние предметы в межпотолочном пространстве. Проверить однородность покрытия стен/потолка, трещины, сколы. Особое внимание полу на предмет трещин, пустот, нарушений конструкции. Фальшпол и фальшпотолок требуют тщательного осмотра.</w:t>
+      </w:r>
+    </w:p>
+    <w:p>
+      <w:pPr>
+        <w:spacing w:line="360" w:lineRule="auto"/>
+        <w:ind w:firstLine="709"/>
+        <w:jc w:val="both"/>
+        <w:rPr>
+          <w:rFonts w:ascii="Times New Roman" w:eastAsia="Times New Roman" w:hAnsi="Times New Roman" w:cs="Times New Roman"/>
+          <w:color w:val="FF0000"/>
+          <w:sz w:val="28"/>
+          <w:szCs w:val="28"/>
+        </w:rPr>
+      </w:pPr>
+      <w:r>
+        <w:rPr>
+          <w:rFonts w:ascii="Times New Roman" w:eastAsia="Times New Roman" w:hAnsi="Times New Roman" w:cs="Times New Roman"/>
+          <w:sz w:val="28"/>
+          <w:szCs w:val="28"/>
+        </w:rPr>
+        <w:t>Осветительные приборы: Снять, разобрать, осмотреть плафон, ниши, проводку. Лампы и их корпуса требуют видеонаблюдения и металлодетектора.</w:t>
+      </w:r>
+    </w:p>
+    <w:p>
+      <w:pPr>
+        <w:spacing w:line="360" w:lineRule="auto"/>
+        <w:ind w:firstLine="709"/>
+        <w:jc w:val="both"/>
+        <w:rPr>
+          <w:rFonts w:ascii="Times New Roman" w:eastAsia="Times New Roman" w:hAnsi="Times New Roman" w:cs="Times New Roman"/>
+          <w:sz w:val="28"/>
+          <w:szCs w:val="28"/>
+        </w:rPr>
+      </w:pPr>
+      <w:r>
+        <w:rPr>
+          <w:rFonts w:ascii="Times New Roman" w:eastAsia="Times New Roman" w:hAnsi="Times New Roman" w:cs="Times New Roman"/>
+          <w:sz w:val="28"/>
+          <w:szCs w:val="28"/>
+        </w:rPr>
+        <w:t>Системы вентиляции: Осмотреть прямоугольные вентиляционные каналы эндоскопами/зеркалами, проверить целостность короба и решёток. Ближайший выход – вентиляционные шахты на крыше. Вентиляционные каналы, их отверстия и решетки требуют видеонаблюдения и металлодетектора из-за распространения звука.</w:t>
+      </w:r>
+    </w:p>
+    <w:p>
+      <w:pPr>
+        <w:spacing w:line="360" w:lineRule="auto"/>
+        <w:ind w:firstLine="709"/>
+        <w:jc w:val="both"/>
+        <w:rPr>
+          <w:rFonts w:ascii="Times New Roman" w:eastAsia="Times New Roman" w:hAnsi="Times New Roman" w:cs="Times New Roman"/>
+          <w:sz w:val="28"/>
+          <w:szCs w:val="28"/>
+        </w:rPr>
+      </w:pPr>
+      <w:r>
+        <w:rPr>
+          <w:rFonts w:ascii="Times New Roman" w:eastAsia="Times New Roman" w:hAnsi="Times New Roman" w:cs="Times New Roman"/>
+          <w:sz w:val="28"/>
+          <w:szCs w:val="28"/>
+        </w:rPr>
+        <w:t>Системы отопления: Осмотреть три металлические батареи, межсекционные пространства, ниши. Проверить перекрытия в местах выхода труб и боковые стены. Радиаторы и ниши требуют видеонаблюдения и металлодетектора.</w:t>
+      </w:r>
+    </w:p>
+    <w:p>
+      <w:pPr>
+        <w:spacing w:line="360" w:lineRule="auto"/>
+        <w:ind w:firstLine="709"/>
+        <w:jc w:val="both"/>
+        <w:rPr>
+          <w:rFonts w:ascii="Times New Roman" w:eastAsia="Times New Roman" w:hAnsi="Times New Roman" w:cs="Times New Roman"/>
+          <w:sz w:val="28"/>
+          <w:szCs w:val="28"/>
+        </w:rPr>
+      </w:pPr>
+      <w:r>
+        <w:rPr>
+          <w:rFonts w:ascii="Times New Roman" w:eastAsia="Times New Roman" w:hAnsi="Times New Roman" w:cs="Times New Roman"/>
+          <w:sz w:val="28"/>
+          <w:szCs w:val="28"/>
+        </w:rPr>
+        <w:t>Электрические розетки, выключатели, коммуникации: Проверить ниши и подводящие провода электророзеток. Снять пластиковые заглушки. Раскрыть кабель-каналы для анализа коммуникаций и их назначения. Проверить электрический щиток на 1 этаже. Обесточить помещение. Выяснить трассы прокладки линий (сеть 220 В, 50 Гц) с трассо- и металлоискателями. Определить наличие посторонних проводников. Розетки, выключатели, электрический щиток, проводные коммуникации (кабель-каналы, распределительные короба) требуют видеонаблюдения и металлодетектора.</w:t>
+      </w:r>
+    </w:p>
+    <w:p>
+      <w:pPr>
+        <w:spacing w:line="360" w:lineRule="auto"/>
+        <w:ind w:firstLine="709"/>
+        <w:jc w:val="both"/>
+        <w:rPr>
+          <w:rFonts w:ascii="Times New Roman" w:eastAsia="Times New Roman" w:hAnsi="Times New Roman" w:cs="Times New Roman"/>
+          <w:sz w:val="28"/>
+          <w:szCs w:val="28"/>
+        </w:rPr>
+      </w:pPr>
+      <w:r>
+        <w:rPr>
+          <w:rFonts w:ascii="Times New Roman" w:eastAsia="Times New Roman" w:hAnsi="Times New Roman" w:cs="Times New Roman"/>
+          <w:sz w:val="28"/>
+          <w:szCs w:val="28"/>
+        </w:rPr>
+        <w:t>Система кондиционирования: Демонтировать блок-системы и заглушки, осмотреть стену и нишу за блоком. Блоки, соединяющие внутреннюю и внешнюю части, требуют видеонаблюдения и металлодетектора.</w:t>
+      </w:r>
+    </w:p>
+    <w:p>
+      <w:pPr>
+        <w:spacing w:line="360" w:lineRule="auto"/>
+        <w:ind w:firstLine="709"/>
+        <w:jc w:val="both"/>
+        <w:rPr>
+          <w:rFonts w:ascii="Times New Roman" w:eastAsia="Times New Roman" w:hAnsi="Times New Roman" w:cs="Times New Roman"/>
+          <w:sz w:val="28"/>
+          <w:szCs w:val="28"/>
+        </w:rPr>
+      </w:pPr>
+      <w:r>
+        <w:rPr>
+          <w:rFonts w:ascii="Times New Roman" w:eastAsia="Times New Roman" w:hAnsi="Times New Roman" w:cs="Times New Roman"/>
+          <w:sz w:val="28"/>
+          <w:szCs w:val="28"/>
+        </w:rPr>
+        <w:t>Все подозрительные предметы отложить для проверки.</w:t>
       </w:r>
     </w:p>
     <w:p>
@@ -1670,340 +2214,207 @@
           <w:sz w:val="28"/>
           <w:szCs w:val="28"/>
         </w:rPr>
-        <w:t>Визуальный осмотр</w:t>
-      </w:r>
-    </w:p>
-    <w:p>
-      <w:pPr>
-        <w:spacing w:line="360" w:lineRule="auto"/>
-        <w:ind w:firstLine="709"/>
-        <w:jc w:val="both"/>
-        <w:rPr>
-          <w:rFonts w:ascii="Times New Roman" w:eastAsia="Times New Roman" w:hAnsi="Times New Roman" w:cs="Times New Roman"/>
-          <w:sz w:val="28"/>
-          <w:szCs w:val="28"/>
-        </w:rPr>
-      </w:pPr>
-      <w:r>
-        <w:rPr>
-          <w:rFonts w:ascii="Times New Roman" w:eastAsia="Times New Roman" w:hAnsi="Times New Roman" w:cs="Times New Roman"/>
-          <w:sz w:val="28"/>
-          <w:szCs w:val="28"/>
-        </w:rPr>
-        <w:t>Визуальный контроль помещения и его содержимого проводится по часовой стрелке от периферии к центру. Сверить фактически наблюдаемые данные (расположение объектов, коммуникаций, ремонтные работы, мебель) с проектной и технической документацией.</w:t>
-      </w:r>
-    </w:p>
-    <w:p>
-      <w:pPr>
-        <w:spacing w:line="360" w:lineRule="auto"/>
-        <w:ind w:firstLine="709"/>
-        <w:jc w:val="both"/>
-        <w:rPr>
-          <w:rFonts w:ascii="Times New Roman" w:eastAsia="Times New Roman" w:hAnsi="Times New Roman" w:cs="Times New Roman"/>
-          <w:sz w:val="28"/>
-          <w:szCs w:val="28"/>
-        </w:rPr>
-      </w:pPr>
-      <w:r>
-        <w:rPr>
-          <w:rFonts w:ascii="Times New Roman" w:eastAsia="Times New Roman" w:hAnsi="Times New Roman" w:cs="Times New Roman"/>
-          <w:sz w:val="28"/>
-          <w:szCs w:val="28"/>
-        </w:rPr>
-        <w:t>При детальном осмотре:</w:t>
-      </w:r>
-    </w:p>
-    <w:p>
-      <w:pPr>
-        <w:spacing w:line="360" w:lineRule="auto"/>
-        <w:ind w:firstLine="709"/>
-        <w:jc w:val="both"/>
-        <w:rPr>
-          <w:rFonts w:ascii="Times New Roman" w:eastAsia="Times New Roman" w:hAnsi="Times New Roman" w:cs="Times New Roman"/>
-          <w:sz w:val="28"/>
-          <w:szCs w:val="28"/>
-        </w:rPr>
-      </w:pPr>
-      <w:r>
-        <w:rPr>
-          <w:rFonts w:ascii="Times New Roman" w:eastAsia="Times New Roman" w:hAnsi="Times New Roman" w:cs="Times New Roman"/>
-          <w:sz w:val="28"/>
-          <w:szCs w:val="28"/>
-        </w:rPr>
-        <w:t>Мебель и предметы интерьера: Отодвинуть мебель от стен, осмотреть ящики, ниши, полости под столами. Проверить плакаты на стенах, днища столов/стульев, ниши клавиатуры, карнизы жалюзи (над тремя окнами), зазоры, складки мягкой мебели, сувениры, игрушки. Ниши, полости под столами и сама мебель требуют видеонаблюдения и металлодетектора.</w:t>
-      </w:r>
-    </w:p>
-    <w:p>
-      <w:pPr>
-        <w:spacing w:line="360" w:lineRule="auto"/>
-        <w:ind w:firstLine="709"/>
-        <w:jc w:val="both"/>
-        <w:rPr>
-          <w:rFonts w:ascii="Times New Roman" w:eastAsia="Times New Roman" w:hAnsi="Times New Roman" w:cs="Times New Roman"/>
-          <w:sz w:val="28"/>
-          <w:szCs w:val="28"/>
-        </w:rPr>
-      </w:pPr>
-      <w:r>
-        <w:rPr>
-          <w:rFonts w:ascii="Times New Roman" w:eastAsia="Times New Roman" w:hAnsi="Times New Roman" w:cs="Times New Roman"/>
-          <w:sz w:val="28"/>
-          <w:szCs w:val="28"/>
-        </w:rPr>
-        <w:t>Стены, потолок, пол, плинтусы, колонны: Осмотреть крепления плиток на стенах/потолке, царапины, посторонние предметы в межпотолочном пространстве. Проверить однородность покрытия стен/потолка, трещины, сколы. Особое внимание полу на предмет трещин, пустот, нарушений конструкции. Фальшпол и фальшпотолок требуют тщательного осмотра.</w:t>
-      </w:r>
-    </w:p>
-    <w:p>
-      <w:pPr>
-        <w:spacing w:line="360" w:lineRule="auto"/>
-        <w:ind w:firstLine="709"/>
-        <w:jc w:val="both"/>
-        <w:rPr>
-          <w:rFonts w:ascii="Times New Roman" w:eastAsia="Times New Roman" w:hAnsi="Times New Roman" w:cs="Times New Roman"/>
-          <w:color w:val="FF0000"/>
-          <w:sz w:val="28"/>
-          <w:szCs w:val="28"/>
-        </w:rPr>
-      </w:pPr>
-      <w:r>
-        <w:rPr>
-          <w:rFonts w:ascii="Times New Roman" w:eastAsia="Times New Roman" w:hAnsi="Times New Roman" w:cs="Times New Roman"/>
-          <w:sz w:val="28"/>
-          <w:szCs w:val="28"/>
-        </w:rPr>
-        <w:t>Осветительные приборы: Снять, разобрать, осмотреть плафон, ниши, проводку. Лампы и их корпуса требуют видеонаблюдения и металлодетектора.</w:t>
-      </w:r>
-    </w:p>
-    <w:p>
-      <w:pPr>
-        <w:spacing w:line="360" w:lineRule="auto"/>
-        <w:ind w:firstLine="709"/>
-        <w:jc w:val="both"/>
-        <w:rPr>
-          <w:rFonts w:ascii="Times New Roman" w:eastAsia="Times New Roman" w:hAnsi="Times New Roman" w:cs="Times New Roman"/>
-          <w:sz w:val="28"/>
-          <w:szCs w:val="28"/>
-        </w:rPr>
-      </w:pPr>
-      <w:r>
-        <w:rPr>
-          <w:rFonts w:ascii="Times New Roman" w:eastAsia="Times New Roman" w:hAnsi="Times New Roman" w:cs="Times New Roman"/>
-          <w:sz w:val="28"/>
-          <w:szCs w:val="28"/>
-        </w:rPr>
-        <w:t xml:space="preserve">Системы вентиляции: Осмотреть прямоугольные вентиляционные каналы эндоскопами/зеркалами, проверить целостность короба и решёток. Ближайший </w:t>
-      </w:r>
-      <w:r>
-        <w:rPr>
-          <w:rFonts w:ascii="Times New Roman" w:eastAsia="Times New Roman" w:hAnsi="Times New Roman" w:cs="Times New Roman"/>
-          <w:sz w:val="28"/>
-          <w:szCs w:val="28"/>
-        </w:rPr>
         <w:lastRenderedPageBreak/>
-        <w:t>выход – вентиляционные шахты на крыше. Вентиляционные каналы, их отверстия и решетки требуют видеонаблюдения и металлодетектора из-за распространения звука.</w:t>
-      </w:r>
-    </w:p>
-    <w:p>
-      <w:pPr>
-        <w:spacing w:line="360" w:lineRule="auto"/>
-        <w:ind w:firstLine="709"/>
-        <w:jc w:val="both"/>
-        <w:rPr>
-          <w:rFonts w:ascii="Times New Roman" w:eastAsia="Times New Roman" w:hAnsi="Times New Roman" w:cs="Times New Roman"/>
-          <w:sz w:val="28"/>
-          <w:szCs w:val="28"/>
-        </w:rPr>
-      </w:pPr>
-      <w:r>
-        <w:rPr>
-          <w:rFonts w:ascii="Times New Roman" w:eastAsia="Times New Roman" w:hAnsi="Times New Roman" w:cs="Times New Roman"/>
-          <w:sz w:val="28"/>
-          <w:szCs w:val="28"/>
-        </w:rPr>
-        <w:t>Системы отопления: Осмотреть три металлические батареи, межсекционные пространства, ниши. Проверить перекрытия в местах выхода труб и боковые стены. Радиаторы и ниши требуют видеонаблюдения и металлодетектора.</w:t>
-      </w:r>
-    </w:p>
-    <w:p>
-      <w:pPr>
-        <w:spacing w:line="360" w:lineRule="auto"/>
-        <w:ind w:firstLine="709"/>
-        <w:jc w:val="both"/>
-        <w:rPr>
-          <w:rFonts w:ascii="Times New Roman" w:eastAsia="Times New Roman" w:hAnsi="Times New Roman" w:cs="Times New Roman"/>
-          <w:sz w:val="28"/>
-          <w:szCs w:val="28"/>
-        </w:rPr>
-      </w:pPr>
-      <w:r>
-        <w:rPr>
-          <w:rFonts w:ascii="Times New Roman" w:eastAsia="Times New Roman" w:hAnsi="Times New Roman" w:cs="Times New Roman"/>
-          <w:sz w:val="28"/>
-          <w:szCs w:val="28"/>
-        </w:rPr>
-        <w:t>Электрические розетки, выключатели, коммуникации: Проверить ниши и подводящие провода электророзеток. Снять пластиковые заглушки. Раскрыть кабель-каналы для анализа коммуникаций и их назначения. Проверить электрический щиток на 1 этаже. Обесточить помещение. Выяснить трассы прокладки линий (сеть 220 В, 50 Гц) с трассо- и металлоискателями. Определить наличие посторонних проводников. Розетки, выключатели, электрический щиток, проводные коммуникации (кабель-каналы, распределительные короба) требуют видеонаблюдения и металлодетектора.</w:t>
-      </w:r>
-    </w:p>
-    <w:p>
-      <w:pPr>
-        <w:spacing w:line="360" w:lineRule="auto"/>
-        <w:ind w:firstLine="709"/>
-        <w:jc w:val="both"/>
-        <w:rPr>
-          <w:rFonts w:ascii="Times New Roman" w:eastAsia="Times New Roman" w:hAnsi="Times New Roman" w:cs="Times New Roman"/>
-          <w:sz w:val="28"/>
-          <w:szCs w:val="28"/>
-        </w:rPr>
-      </w:pPr>
-      <w:r>
-        <w:rPr>
-          <w:rFonts w:ascii="Times New Roman" w:eastAsia="Times New Roman" w:hAnsi="Times New Roman" w:cs="Times New Roman"/>
-          <w:sz w:val="28"/>
-          <w:szCs w:val="28"/>
-        </w:rPr>
-        <w:t>Система кондиционирования: Демонтировать блок-системы и заглушки, осмотреть стену и нишу за блоком. Блоки, соединяющие внутреннюю и внешнюю части, требуют видеонаблюдения и металлодетектора.</w:t>
-      </w:r>
-    </w:p>
-    <w:p>
-      <w:pPr>
-        <w:spacing w:line="360" w:lineRule="auto"/>
-        <w:ind w:firstLine="709"/>
-        <w:jc w:val="both"/>
-        <w:rPr>
-          <w:rFonts w:ascii="Times New Roman" w:eastAsia="Times New Roman" w:hAnsi="Times New Roman" w:cs="Times New Roman"/>
-          <w:sz w:val="28"/>
-          <w:szCs w:val="28"/>
-        </w:rPr>
-      </w:pPr>
-      <w:r>
-        <w:rPr>
-          <w:rFonts w:ascii="Times New Roman" w:eastAsia="Times New Roman" w:hAnsi="Times New Roman" w:cs="Times New Roman"/>
-          <w:sz w:val="28"/>
-          <w:szCs w:val="28"/>
-        </w:rPr>
-        <w:t>Все подозрительные предметы отложить для проверки.</w:t>
-      </w:r>
-    </w:p>
-    <w:p>
-      <w:pPr>
-        <w:spacing w:line="360" w:lineRule="auto"/>
-        <w:ind w:firstLine="709"/>
-        <w:jc w:val="both"/>
+        <w:t>Техническая (аппаратурная) проверка</w:t>
+      </w:r>
+    </w:p>
+    <w:p>
+      <w:pPr>
+        <w:spacing w:line="360" w:lineRule="auto"/>
+        <w:ind w:firstLine="709"/>
+        <w:jc w:val="both"/>
+        <w:rPr>
+          <w:rFonts w:ascii="Times New Roman" w:eastAsia="Times New Roman" w:hAnsi="Times New Roman" w:cs="Times New Roman"/>
+          <w:sz w:val="28"/>
+          <w:szCs w:val="28"/>
+        </w:rPr>
+      </w:pPr>
+      <w:r>
+        <w:rPr>
+          <w:rFonts w:ascii="Times New Roman" w:eastAsia="Times New Roman" w:hAnsi="Times New Roman" w:cs="Times New Roman"/>
+          <w:sz w:val="28"/>
+          <w:szCs w:val="28"/>
+        </w:rPr>
+        <w:t>Проводится с применением специальных технических средств.</w:t>
+      </w:r>
+    </w:p>
+    <w:p>
+      <w:pPr>
+        <w:spacing w:line="360" w:lineRule="auto"/>
+        <w:ind w:firstLine="709"/>
+        <w:jc w:val="both"/>
+        <w:rPr>
+          <w:rFonts w:ascii="Times New Roman" w:eastAsia="Times New Roman" w:hAnsi="Times New Roman" w:cs="Times New Roman"/>
+          <w:sz w:val="28"/>
+          <w:szCs w:val="28"/>
+        </w:rPr>
+      </w:pPr>
+      <w:r>
+        <w:rPr>
+          <w:rFonts w:ascii="Times New Roman" w:eastAsia="Times New Roman" w:hAnsi="Times New Roman" w:cs="Times New Roman"/>
+          <w:sz w:val="28"/>
+          <w:szCs w:val="28"/>
+        </w:rPr>
+        <w:t>Ограждающие конструкции: Обследовать все смежные помещения (улица, коридор, аудитории 1-</w:t>
+      </w:r>
+      <w:r>
+        <w:rPr>
+          <w:rFonts w:ascii="Times New Roman" w:eastAsia="Times New Roman" w:hAnsi="Times New Roman" w:cs="Times New Roman"/>
+          <w:sz w:val="28"/>
+          <w:szCs w:val="28"/>
+          <w:lang w:val="ru-RU"/>
+        </w:rPr>
+        <w:t>333б</w:t>
+      </w:r>
+      <w:r>
+        <w:rPr>
+          <w:rFonts w:ascii="Times New Roman" w:eastAsia="Times New Roman" w:hAnsi="Times New Roman" w:cs="Times New Roman"/>
+          <w:sz w:val="28"/>
+          <w:szCs w:val="28"/>
+        </w:rPr>
+        <w:t>, 1-</w:t>
+      </w:r>
+      <w:r>
+        <w:rPr>
+          <w:rFonts w:ascii="Times New Roman" w:eastAsia="Times New Roman" w:hAnsi="Times New Roman" w:cs="Times New Roman"/>
+          <w:sz w:val="28"/>
+          <w:szCs w:val="28"/>
+          <w:lang w:val="ru-RU"/>
+        </w:rPr>
+        <w:t>333а</w:t>
+      </w:r>
+      <w:r>
+        <w:rPr>
+          <w:rFonts w:ascii="Times New Roman" w:eastAsia="Times New Roman" w:hAnsi="Times New Roman" w:cs="Times New Roman"/>
+          <w:sz w:val="28"/>
+          <w:szCs w:val="28"/>
+        </w:rPr>
+        <w:t>, 1-</w:t>
+      </w:r>
+      <w:r>
+        <w:rPr>
+          <w:rFonts w:ascii="Times New Roman" w:eastAsia="Times New Roman" w:hAnsi="Times New Roman" w:cs="Times New Roman"/>
+          <w:sz w:val="28"/>
+          <w:szCs w:val="28"/>
+          <w:lang w:val="ru-RU"/>
+        </w:rPr>
+        <w:t>232</w:t>
+      </w:r>
+      <w:r>
+        <w:rPr>
+          <w:rFonts w:ascii="Times New Roman" w:eastAsia="Times New Roman" w:hAnsi="Times New Roman" w:cs="Times New Roman"/>
+          <w:sz w:val="28"/>
+          <w:szCs w:val="28"/>
+        </w:rPr>
+        <w:t xml:space="preserve">, </w:t>
+      </w:r>
+      <w:r>
+        <w:rPr>
+          <w:rFonts w:ascii="Times New Roman" w:eastAsia="Times New Roman" w:hAnsi="Times New Roman" w:cs="Times New Roman"/>
+          <w:sz w:val="28"/>
+          <w:szCs w:val="28"/>
+          <w:lang w:val="ru-RU"/>
+        </w:rPr>
+        <w:t>1-433</w:t>
+      </w:r>
+      <w:r>
+        <w:rPr>
+          <w:rFonts w:ascii="Times New Roman" w:eastAsia="Times New Roman" w:hAnsi="Times New Roman" w:cs="Times New Roman"/>
+          <w:sz w:val="28"/>
+          <w:szCs w:val="28"/>
+        </w:rPr>
+        <w:t>) нелинейным локатором. Учитывать, что здание соединено переходами с другими корпусами ДГТУ. Электронные устройства в ЗП убрать/отодвинуть. Использовать нелинейный радиолокатор для выявления полупроводниковых элементов. В подозрительных местах провести рентгеноскопический анализ. Эффективность электронных стетоскопов на кирпичных стенах и бетонных перекрытиях проверить измерительным стетоскопом.</w:t>
+      </w:r>
+    </w:p>
+    <w:p>
+      <w:pPr>
+        <w:spacing w:line="360" w:lineRule="auto"/>
+        <w:ind w:firstLine="709"/>
+        <w:jc w:val="both"/>
+        <w:rPr>
+          <w:rFonts w:ascii="Times New Roman" w:eastAsia="Times New Roman" w:hAnsi="Times New Roman" w:cs="Times New Roman"/>
+          <w:sz w:val="28"/>
+          <w:szCs w:val="28"/>
+        </w:rPr>
+      </w:pPr>
+      <w:r>
+        <w:rPr>
+          <w:rFonts w:ascii="Times New Roman" w:eastAsia="Times New Roman" w:hAnsi="Times New Roman" w:cs="Times New Roman"/>
+          <w:sz w:val="28"/>
+          <w:szCs w:val="28"/>
+        </w:rPr>
+        <w:t xml:space="preserve">Электрические и электронные приборы: Электрические приборы (лампы, удлинители) включить, проверить индикатором электромагнитного поля на радиоизлучения. Подозрительные приборы проверить измерительным комплексом, обесточить, разобрать, осмотреть. Закладные устройства в оргтехнике выявлять сравнением печатных плат с аналогичными в лабораториях или на месте. Обращать внимание на дополнительные компоненты схемы, изменение топологии платы, внешний вид радиокомпонентов, отверстия для микрофона. Проверенные приборы опечатать пломбами или маркировать УФ-метками. Техническую проверку провести для ПК, проводных контроллеров, мышей, затем опломбировать. </w:t>
+      </w:r>
+    </w:p>
+    <w:p>
+      <w:pPr>
+        <w:spacing w:line="360" w:lineRule="auto"/>
+        <w:ind w:firstLine="709"/>
+        <w:jc w:val="both"/>
+        <w:rPr>
+          <w:rFonts w:ascii="Times New Roman" w:eastAsia="Times New Roman" w:hAnsi="Times New Roman" w:cs="Times New Roman"/>
+          <w:sz w:val="28"/>
+          <w:szCs w:val="28"/>
+        </w:rPr>
+      </w:pPr>
+      <w:r>
+        <w:rPr>
+          <w:rFonts w:ascii="Times New Roman" w:eastAsia="Times New Roman" w:hAnsi="Times New Roman" w:cs="Times New Roman"/>
+          <w:sz w:val="28"/>
+          <w:szCs w:val="28"/>
+        </w:rPr>
+        <w:t xml:space="preserve">Проводные коммуникации: Проверить линии электроснабжения, телефонные линии, кабели сигнализации, коммутационные устройства (распределительный щит на 1 этаже) на наличие посторонних проводников. Проверить линии на модулированные высокочастотные сигналы и слаботочные линии на информационные низкочастотные сигналы. Для определения закладных устройств отключить линии от щитков, подключить к локатору коммуникаций, нагрузить на эквивалентное сопротивление. Необходимо </w:t>
+      </w:r>
+      <w:r>
+        <w:rPr>
+          <w:rFonts w:ascii="Times New Roman" w:eastAsia="Times New Roman" w:hAnsi="Times New Roman" w:cs="Times New Roman"/>
+          <w:sz w:val="28"/>
+          <w:szCs w:val="28"/>
+        </w:rPr>
+        <w:lastRenderedPageBreak/>
+        <w:t>использовать оборудование для анализа проводных линий и параметров телефонных линий.</w:t>
+      </w:r>
+    </w:p>
+    <w:p>
+      <w:pPr>
+        <w:spacing w:line="360" w:lineRule="auto"/>
+        <w:ind w:firstLine="709"/>
+        <w:jc w:val="both"/>
+        <w:rPr>
+          <w:rFonts w:ascii="Times New Roman" w:eastAsia="Times New Roman" w:hAnsi="Times New Roman" w:cs="Times New Roman"/>
+          <w:sz w:val="28"/>
+          <w:szCs w:val="28"/>
+        </w:rPr>
+      </w:pPr>
+      <w:r>
         <w:rPr>
           <w:rFonts w:ascii="Times New Roman" w:eastAsia="Times New Roman" w:hAnsi="Times New Roman" w:cs="Times New Roman"/>
           <w:b/>
           <w:sz w:val="28"/>
           <w:szCs w:val="28"/>
         </w:rPr>
-      </w:pPr>
-      <w:r>
+        <w:t>Вывод</w:t>
+      </w:r>
+      <w:r>
+        <w:rPr>
+          <w:rFonts w:ascii="Times New Roman" w:eastAsia="Times New Roman" w:hAnsi="Times New Roman" w:cs="Times New Roman"/>
+          <w:sz w:val="28"/>
+          <w:szCs w:val="28"/>
+        </w:rPr>
+        <w:t>: в ходе анализа была изучена методология специального осмотра защищаемого помещения с целью аттестации его на соответствие требованиям информационной безопасности. В ходе выполнения работы также была составлена документация на защищаемое помещение и, на основании вышеприведенной методики, составлен план проведения визуального осмотра ЗП и выявлены объекты, требующие при обследовании использования специализированных средств.</w:t>
+      </w:r>
+    </w:p>
+    <w:p>
+      <w:pPr>
+        <w:spacing w:line="360" w:lineRule="auto"/>
+        <w:ind w:firstLine="709"/>
+        <w:jc w:val="center"/>
         <w:rPr>
           <w:rFonts w:ascii="Times New Roman" w:eastAsia="Times New Roman" w:hAnsi="Times New Roman" w:cs="Times New Roman"/>
           <w:b/>
           <w:sz w:val="28"/>
           <w:szCs w:val="28"/>
         </w:rPr>
-        <w:t>Техническая (аппаратурная) проверка</w:t>
-      </w:r>
-    </w:p>
-    <w:p>
-      <w:pPr>
-        <w:spacing w:line="360" w:lineRule="auto"/>
-        <w:ind w:firstLine="709"/>
-        <w:jc w:val="both"/>
-        <w:rPr>
-          <w:rFonts w:ascii="Times New Roman" w:eastAsia="Times New Roman" w:hAnsi="Times New Roman" w:cs="Times New Roman"/>
-          <w:sz w:val="28"/>
-          <w:szCs w:val="28"/>
-        </w:rPr>
-      </w:pPr>
-      <w:r>
-        <w:rPr>
-          <w:rFonts w:ascii="Times New Roman" w:eastAsia="Times New Roman" w:hAnsi="Times New Roman" w:cs="Times New Roman"/>
-          <w:sz w:val="28"/>
-          <w:szCs w:val="28"/>
-        </w:rPr>
-        <w:t>Проводится с применением специальных технических средств.</w:t>
-      </w:r>
-    </w:p>
-    <w:p>
-      <w:pPr>
-        <w:spacing w:line="360" w:lineRule="auto"/>
-        <w:ind w:firstLine="709"/>
-        <w:jc w:val="both"/>
-        <w:rPr>
-          <w:rFonts w:ascii="Times New Roman" w:eastAsia="Times New Roman" w:hAnsi="Times New Roman" w:cs="Times New Roman"/>
-          <w:sz w:val="28"/>
-          <w:szCs w:val="28"/>
-        </w:rPr>
-      </w:pPr>
-      <w:r>
-        <w:rPr>
-          <w:rFonts w:ascii="Times New Roman" w:eastAsia="Times New Roman" w:hAnsi="Times New Roman" w:cs="Times New Roman"/>
-          <w:sz w:val="28"/>
-          <w:szCs w:val="28"/>
-        </w:rPr>
-        <w:t xml:space="preserve">Ограждающие конструкции: Обследовать все смежные помещения (улица, коридор, аудитории 1-497, 1-499, 1-396, чердак) нелинейным локатором. Учитывать, что здание соединено переходами с другими корпусами ДГТУ. Электронные устройства в ЗП убрать/отодвинуть. Использовать нелинейный радиолокатор для выявления полупроводниковых элементов. В подозрительных местах провести рентгеноскопический анализ. Эффективность электронных </w:t>
-      </w:r>
-      <w:r>
-        <w:rPr>
-          <w:rFonts w:ascii="Times New Roman" w:eastAsia="Times New Roman" w:hAnsi="Times New Roman" w:cs="Times New Roman"/>
-          <w:sz w:val="28"/>
-          <w:szCs w:val="28"/>
-        </w:rPr>
-        <w:lastRenderedPageBreak/>
-        <w:t>стетоскопов на кирпичных стенах и бетонных перекрытиях проверить измерительным стетоскопом.</w:t>
-      </w:r>
-    </w:p>
-    <w:p>
-      <w:pPr>
-        <w:spacing w:line="360" w:lineRule="auto"/>
-        <w:ind w:firstLine="709"/>
-        <w:jc w:val="both"/>
-        <w:rPr>
-          <w:rFonts w:ascii="Times New Roman" w:eastAsia="Times New Roman" w:hAnsi="Times New Roman" w:cs="Times New Roman"/>
-          <w:sz w:val="28"/>
-          <w:szCs w:val="28"/>
-        </w:rPr>
-      </w:pPr>
-      <w:r>
-        <w:rPr>
-          <w:rFonts w:ascii="Times New Roman" w:eastAsia="Times New Roman" w:hAnsi="Times New Roman" w:cs="Times New Roman"/>
-          <w:sz w:val="28"/>
-          <w:szCs w:val="28"/>
-        </w:rPr>
-        <w:t xml:space="preserve">Электрические и электронные приборы: Электрические приборы (лампы, удлинители) включить, проверить индикатором электромагнитного поля на радиоизлучения. Подозрительные приборы проверить измерительным комплексом, обесточить, разобрать, осмотреть. Закладные устройства в оргтехнике выявлять сравнением печатных плат с аналогичными в лабораториях или на месте. Обращать внимание на дополнительные компоненты схемы, изменение топологии платы, внешний вид радиокомпонентов, отверстия для микрофона. Проверенные приборы опечатать пломбами или маркировать УФ-метками. Техническую проверку провести для ПК, проводных контроллеров, мышей, затем опломбировать. </w:t>
-      </w:r>
-    </w:p>
-    <w:p>
-      <w:pPr>
-        <w:spacing w:line="360" w:lineRule="auto"/>
-        <w:ind w:firstLine="709"/>
-        <w:jc w:val="both"/>
-        <w:rPr>
-          <w:rFonts w:ascii="Times New Roman" w:eastAsia="Times New Roman" w:hAnsi="Times New Roman" w:cs="Times New Roman"/>
-          <w:sz w:val="28"/>
-          <w:szCs w:val="28"/>
-        </w:rPr>
-      </w:pPr>
-      <w:r>
-        <w:rPr>
-          <w:rFonts w:ascii="Times New Roman" w:eastAsia="Times New Roman" w:hAnsi="Times New Roman" w:cs="Times New Roman"/>
-          <w:sz w:val="28"/>
-          <w:szCs w:val="28"/>
-        </w:rPr>
-        <w:t>Проводные коммуникации: Проверить линии электроснабжения, телефонные линии, кабели сигнализации, коммутационные устройства (распределительный щит на 1 этаже) на наличие посторонних проводников. Проверить линии на модулированные высокочастотные сигналы и слаботочные линии на информационные низкочастотные сигналы. Для определения закладных устройств отключить линии от щитков, подключить к локатору коммуникаций, нагрузить на эквивалентное сопротивление. Необходимо использовать оборудование для анализа проводных линий и параметров телефонных линий.</w:t>
-      </w:r>
-    </w:p>
-    <w:p>
-      <w:pPr>
-        <w:spacing w:line="360" w:lineRule="auto"/>
-        <w:ind w:firstLine="709"/>
-        <w:jc w:val="both"/>
-        <w:rPr>
-          <w:rFonts w:ascii="Times New Roman" w:eastAsia="Times New Roman" w:hAnsi="Times New Roman" w:cs="Times New Roman"/>
-          <w:sz w:val="28"/>
-          <w:szCs w:val="28"/>
-        </w:rPr>
       </w:pPr>
       <w:r>
         <w:rPr>
@@ -2012,37 +2423,6 @@
           <w:sz w:val="28"/>
           <w:szCs w:val="28"/>
         </w:rPr>
-        <w:t>Вывод</w:t>
-      </w:r>
-      <w:r>
-        <w:rPr>
-          <w:rFonts w:ascii="Times New Roman" w:eastAsia="Times New Roman" w:hAnsi="Times New Roman" w:cs="Times New Roman"/>
-          <w:sz w:val="28"/>
-          <w:szCs w:val="28"/>
-        </w:rPr>
-        <w:t>: в ходе анализа была изучена методология специального осмотра защищаемого помещения с целью аттестации его на соответствие требованиям информационной безопасности. В ходе выполнения работы также была составлена документация на защищаемое помещение и, на основании вышеприведенной методики, составлен план проведения визуального осмотра ЗП и выявлены объекты, требующие при обследовании использования специализированных средств.</w:t>
-      </w:r>
-    </w:p>
-    <w:p>
-      <w:pPr>
-        <w:spacing w:line="360" w:lineRule="auto"/>
-        <w:ind w:firstLine="709"/>
-        <w:jc w:val="center"/>
-        <w:rPr>
-          <w:rFonts w:ascii="Times New Roman" w:eastAsia="Times New Roman" w:hAnsi="Times New Roman" w:cs="Times New Roman"/>
-          <w:b/>
-          <w:sz w:val="28"/>
-          <w:szCs w:val="28"/>
-        </w:rPr>
-      </w:pPr>
-      <w:r>
-        <w:rPr>
-          <w:rFonts w:ascii="Times New Roman" w:eastAsia="Times New Roman" w:hAnsi="Times New Roman" w:cs="Times New Roman"/>
-          <w:b/>
-          <w:sz w:val="28"/>
-          <w:szCs w:val="28"/>
-        </w:rPr>
-        <w:lastRenderedPageBreak/>
         <w:t>Ответы на контрольные вопросы</w:t>
       </w:r>
     </w:p>
@@ -2262,6 +2642,7 @@
           <w:sz w:val="28"/>
           <w:szCs w:val="28"/>
         </w:rPr>
+        <w:lastRenderedPageBreak/>
         <w:t>Указываются ЛВС, выключатели, включатели, розетки, электричество, извещатели пожарной безопасности, телефонная связь, освещение.</w:t>
       </w:r>
     </w:p>
@@ -2368,7 +2749,6 @@
           <w:sz w:val="28"/>
           <w:szCs w:val="28"/>
         </w:rPr>
-        <w:lastRenderedPageBreak/>
         <w:t>из осмотра помещения;</w:t>
       </w:r>
     </w:p>
@@ -2575,6 +2955,7 @@
           <w:sz w:val="28"/>
           <w:szCs w:val="28"/>
         </w:rPr>
+        <w:lastRenderedPageBreak/>
         <w:t>Проверяют также предметы, находящиеся на стенах, мебель, складки обивки мягкой мебели, сувениры, игрушки и т.п. Все подозрительные предметы откладывают в отдельное место для последующей проверки. Обнаружение электронных устройств перехвата информации (закладных устройств), так же, как и любых других объектов, производится по их демаскирующим признакам.</w:t>
       </w:r>
     </w:p>
@@ -2595,7 +2976,6 @@
           <w:sz w:val="28"/>
           <w:szCs w:val="28"/>
         </w:rPr>
-        <w:lastRenderedPageBreak/>
         <w:t>6. Что является наиболее информативными признаками проводной микрофонной системы?</w:t>
       </w:r>
     </w:p>
@@ -2828,6 +3208,7 @@
           <w:sz w:val="28"/>
           <w:szCs w:val="28"/>
         </w:rPr>
+        <w:lastRenderedPageBreak/>
         <w:t>одно или несколько отверстий малого диаметра в корпусе;</w:t>
       </w:r>
     </w:p>
@@ -2894,7 +3275,6 @@
           <w:sz w:val="28"/>
           <w:szCs w:val="28"/>
         </w:rPr>
-        <w:lastRenderedPageBreak/>
         <w:t>наличие полупроводниковых элементов, выявляемых при облучении обследуемого устройства нелинейным радиолокатором;</w:t>
       </w:r>
     </w:p>
@@ -3127,7 +3507,7 @@
           <w:sz w:val="28"/>
           <w:szCs w:val="28"/>
         </w:rPr>
-        <w:t xml:space="preserve">Сначала обследуют все смежные помещения, включая и расположенные на смежных этажах. При этом все электронные устройства внутри защищаемого помещения необходимо убрать или отодвинуть от ограждающих поверхностей как можно дальше, так как зона действия нелинейного локатора может быть более 1 м. Для ускорения действий и повышения достоверности результатов </w:t>
+        <w:t xml:space="preserve">Сначала обследуют все смежные помещения, включая и расположенные на смежных этажах. При этом все электронные устройства внутри защищаемого помещения необходимо убрать или отодвинуть от ограждающих поверхностей как можно дальше, так как зона действия нелинейного локатора может быть </w:t>
       </w:r>
       <w:r>
         <w:rPr>
@@ -3136,7 +3516,7 @@
           <w:szCs w:val="28"/>
         </w:rPr>
         <w:lastRenderedPageBreak/>
-        <w:t>обнаружения полупроводниковых устройств желательно использовать нелинейный локатор с индикацией второй и третьей гармоник переотраженного сигнала. По соотношению гармоник распознают коррозионные нелинейности и «чистые» полупроводники.</w:t>
+        <w:t>более 1 м. Для ускорения действий и повышения достоверности результатов обнаружения полупроводниковых устройств желательно использовать нелинейный локатор с индикацией второй и третьей гармоник переотраженного сигнала. По соотношению гармоник распознают коррозионные нелинейности и «чистые» полупроводники.</w:t>
       </w:r>
     </w:p>
     <w:p>
@@ -3256,16 +3636,8 @@
           <w:sz w:val="28"/>
           <w:szCs w:val="28"/>
         </w:rPr>
-        <w:t xml:space="preserve">Проверка проводных коммуникаций. Проверка проводных коммуникаций начинается с выяснения трасс прокладки каждой линии. Если имеется </w:t>
-      </w:r>
-      <w:r>
-        <w:rPr>
-          <w:rFonts w:ascii="Times New Roman" w:eastAsia="Times New Roman" w:hAnsi="Times New Roman" w:cs="Times New Roman"/>
-          <w:sz w:val="28"/>
-          <w:szCs w:val="28"/>
-        </w:rPr>
         <w:lastRenderedPageBreak/>
-        <w:t>техническая документация на монтажные схемы, то ее используют в качестве источника первичной информации. Для уточнения трасс линий применяют трассо- и металлоискатели. Проверяются линии электроснабжения, телефонные линии, кабели сигнализации и коммутационные устройства (распределительные щиты, коробки и т.д.). Выясняют наличие посторонних проводников неизвестного назначения.</w:t>
+        <w:t>Проверка проводных коммуникаций. Проверка проводных коммуникаций начинается с выяснения трасс прокладки каждой линии. Если имеется техническая документация на монтажные схемы, то ее используют в качестве источника первичной информации. Для уточнения трасс линий применяют трассо- и металлоискатели. Проверяются линии электроснабжения, телефонные линии, кабели сигнализации и коммутационные устройства (распределительные щиты, коробки и т.д.). Выясняют наличие посторонних проводников неизвестного назначения.</w:t>
       </w:r>
     </w:p>
     <w:p>
@@ -3449,12 +3821,12 @@
       </w:r>
     </w:p>
     <w:sectPr>
-      <w:headerReference w:type="even" r:id="rId14"/>
-      <w:headerReference w:type="default" r:id="rId15"/>
-      <w:footerReference w:type="even" r:id="rId16"/>
-      <w:footerReference w:type="default" r:id="rId17"/>
-      <w:headerReference w:type="first" r:id="rId18"/>
-      <w:footerReference w:type="first" r:id="rId19"/>
+      <w:headerReference w:type="even" r:id="rId15"/>
+      <w:headerReference w:type="default" r:id="rId16"/>
+      <w:footerReference w:type="even" r:id="rId17"/>
+      <w:footerReference w:type="default" r:id="rId18"/>
+      <w:headerReference w:type="first" r:id="rId19"/>
+      <w:footerReference w:type="first" r:id="rId20"/>
       <w:pgSz w:w="12240" w:h="15840"/>
       <w:pgMar w:top="1134" w:right="850" w:bottom="1134" w:left="1701" w:header="720" w:footer="720" w:gutter="0"/>
       <w:pgNumType w:start="1"/>

--- a/technical_protection_of_information/лабораторные/ЛР 1/2026/Ковалев_ВКБ53_ЛР1.docx
+++ b/technical_protection_of_information/лабораторные/ЛР 1/2026/Ковалев_ВКБ53_ЛР1.docx
@@ -350,7 +350,7 @@
     <w:p>
       <w:pPr>
         <w:spacing w:after="160" w:line="259" w:lineRule="auto"/>
-        <w:ind w:left="5103" w:firstLine="3"/>
+        <w:ind w:left="5688"/>
         <w:rPr>
           <w:rFonts w:ascii="Times New Roman" w:eastAsia="Times New Roman" w:hAnsi="Times New Roman" w:cs="Times New Roman"/>
           <w:sz w:val="28"/>
@@ -365,83 +365,31 @@
         </w:rPr>
         <w:t>Проверил:</w:t>
       </w:r>
-    </w:p>
-    <w:p>
-      <w:pPr>
-        <w:spacing w:after="160" w:line="259" w:lineRule="auto"/>
-        <w:ind w:left="4248"/>
-        <w:rPr>
-          <w:rFonts w:ascii="Times New Roman" w:eastAsia="Times New Roman" w:hAnsi="Times New Roman" w:cs="Times New Roman"/>
-          <w:sz w:val="28"/>
-          <w:szCs w:val="28"/>
-          <w:highlight w:val="white"/>
-        </w:rPr>
-      </w:pPr>
-      <w:r>
-        <w:rPr>
-          <w:rFonts w:ascii="Times New Roman" w:eastAsia="Times New Roman" w:hAnsi="Times New Roman" w:cs="Times New Roman"/>
-          <w:sz w:val="28"/>
-          <w:szCs w:val="28"/>
-        </w:rPr>
-        <w:t xml:space="preserve">Доцент кафедры КБИС </w:t>
-      </w:r>
-      <w:r>
-        <w:rPr>
-          <w:rFonts w:ascii="Times New Roman" w:eastAsia="Times New Roman" w:hAnsi="Times New Roman" w:cs="Times New Roman"/>
-          <w:sz w:val="28"/>
-          <w:szCs w:val="28"/>
-          <w:highlight w:val="white"/>
-        </w:rPr>
-        <w:t>Короченцев Д.А.</w:t>
-      </w:r>
-    </w:p>
-    <w:p>
-      <w:pPr>
-        <w:spacing w:after="160" w:line="259" w:lineRule="auto"/>
-        <w:ind w:left="4248"/>
-        <w:rPr>
-          <w:rFonts w:ascii="Times New Roman" w:eastAsia="Times New Roman" w:hAnsi="Times New Roman" w:cs="Times New Roman"/>
-          <w:sz w:val="28"/>
-          <w:szCs w:val="28"/>
-          <w:highlight w:val="white"/>
-        </w:rPr>
-      </w:pPr>
-      <w:r>
-        <w:rPr>
-          <w:rFonts w:ascii="Times New Roman" w:eastAsia="Times New Roman" w:hAnsi="Times New Roman" w:cs="Times New Roman"/>
-          <w:sz w:val="28"/>
-          <w:szCs w:val="28"/>
-        </w:rPr>
-        <w:t xml:space="preserve">Доцент кафедры КБИС </w:t>
-      </w:r>
-      <w:r>
-        <w:rPr>
-          <w:rFonts w:ascii="Times New Roman" w:eastAsia="Times New Roman" w:hAnsi="Times New Roman" w:cs="Times New Roman"/>
-          <w:sz w:val="28"/>
-          <w:szCs w:val="28"/>
-          <w:highlight w:val="white"/>
-        </w:rPr>
-        <w:t>Дубровина А.И.</w:t>
-      </w:r>
-    </w:p>
-    <w:p>
-      <w:pPr>
-        <w:spacing w:after="160" w:line="259" w:lineRule="auto"/>
-        <w:ind w:left="4248"/>
-        <w:rPr>
-          <w:rFonts w:ascii="Times New Roman" w:eastAsia="Times New Roman" w:hAnsi="Times New Roman" w:cs="Times New Roman"/>
-          <w:sz w:val="28"/>
-          <w:szCs w:val="28"/>
-        </w:rPr>
-      </w:pPr>
-      <w:r>
-        <w:rPr>
-          <w:rFonts w:ascii="Times New Roman" w:eastAsia="Times New Roman" w:hAnsi="Times New Roman" w:cs="Times New Roman"/>
-          <w:sz w:val="28"/>
-          <w:szCs w:val="28"/>
-          <w:highlight w:val="white"/>
-        </w:rPr>
-        <w:t>«_____»_______________202</w:t>
+      <w:r>
+        <w:rPr>
+          <w:rFonts w:ascii="Times New Roman" w:eastAsia="Times New Roman" w:hAnsi="Times New Roman" w:cs="Times New Roman"/>
+          <w:sz w:val="28"/>
+          <w:szCs w:val="28"/>
+          <w:lang w:val="ru-RU"/>
+        </w:rPr>
+        <w:t xml:space="preserve"> </w:t>
+      </w:r>
+      <w:r>
+        <w:rPr>
+          <w:rFonts w:ascii="Times New Roman" w:eastAsia="Times New Roman" w:hAnsi="Times New Roman" w:cs="Times New Roman"/>
+          <w:sz w:val="28"/>
+          <w:szCs w:val="28"/>
+          <w:lang w:val="ru-RU"/>
+        </w:rPr>
+        <w:t xml:space="preserve">преп. </w:t>
+      </w:r>
+      <w:r>
+        <w:rPr>
+          <w:rFonts w:ascii="Times New Roman" w:eastAsia="Times New Roman" w:hAnsi="Times New Roman" w:cs="Times New Roman"/>
+          <w:sz w:val="28"/>
+          <w:szCs w:val="28"/>
+        </w:rPr>
+        <w:t xml:space="preserve">кафедры КБИС </w:t>
       </w:r>
       <w:r>
         <w:rPr>
@@ -451,7 +399,7 @@
           <w:highlight w:val="white"/>
           <w:lang w:val="ru-RU"/>
         </w:rPr>
-        <w:t>6</w:t>
+        <w:t>Мищенко</w:t>
       </w:r>
       <w:r>
         <w:rPr>
@@ -460,8 +408,57 @@
           <w:szCs w:val="28"/>
           <w:highlight w:val="white"/>
         </w:rPr>
-        <w:t xml:space="preserve"> г.</w:t>
-      </w:r>
+        <w:t xml:space="preserve"> А.</w:t>
+      </w:r>
+      <w:r>
+        <w:rPr>
+          <w:rFonts w:ascii="Times New Roman" w:eastAsia="Times New Roman" w:hAnsi="Times New Roman" w:cs="Times New Roman"/>
+          <w:sz w:val="28"/>
+          <w:szCs w:val="28"/>
+          <w:highlight w:val="white"/>
+          <w:lang w:val="ru-RU"/>
+        </w:rPr>
+        <w:t>Е</w:t>
+      </w:r>
+      <w:r>
+        <w:rPr>
+          <w:rFonts w:ascii="Times New Roman" w:eastAsia="Times New Roman" w:hAnsi="Times New Roman" w:cs="Times New Roman"/>
+          <w:sz w:val="28"/>
+          <w:szCs w:val="28"/>
+          <w:highlight w:val="white"/>
+        </w:rPr>
+        <w:t>.</w:t>
+      </w:r>
+    </w:p>
+    <w:p>
+      <w:pPr>
+        <w:spacing w:after="160" w:line="259" w:lineRule="auto"/>
+        <w:ind w:left="5688" w:firstLine="72"/>
+        <w:rPr>
+          <w:rFonts w:ascii="Times New Roman" w:eastAsia="Times New Roman" w:hAnsi="Times New Roman" w:cs="Times New Roman"/>
+          <w:sz w:val="28"/>
+          <w:szCs w:val="28"/>
+          <w:lang w:val="ru-RU"/>
+        </w:rPr>
+      </w:pPr>
+      <w:r>
+        <w:rPr>
+          <w:rFonts w:ascii="Times New Roman" w:eastAsia="Times New Roman" w:hAnsi="Times New Roman" w:cs="Times New Roman"/>
+          <w:sz w:val="28"/>
+          <w:szCs w:val="28"/>
+          <w:highlight w:val="white"/>
+        </w:rPr>
+        <w:t>«_____»_______________</w:t>
+      </w:r>
+    </w:p>
+    <w:p>
+      <w:pPr>
+        <w:spacing w:after="160" w:line="259" w:lineRule="auto"/>
+        <w:rPr>
+          <w:rFonts w:ascii="Times New Roman" w:eastAsia="Times New Roman" w:hAnsi="Times New Roman" w:cs="Times New Roman"/>
+          <w:lang w:val="ru-RU"/>
+        </w:rPr>
+      </w:pPr>
     </w:p>
     <w:p>
       <w:pPr>
@@ -553,7 +550,66 @@
           <w:szCs w:val="28"/>
         </w:rPr>
         <w:lastRenderedPageBreak/>
-        <w:t>Дисциплина «Защита информации от утечки по техническим каналам»</w:t>
+        <w:t>Лабораторная работа № 1</w:t>
+      </w:r>
+    </w:p>
+    <w:p>
+      <w:pPr>
+        <w:spacing w:line="360" w:lineRule="auto"/>
+        <w:ind w:firstLine="709"/>
+        <w:jc w:val="both"/>
+        <w:rPr>
+          <w:rFonts w:ascii="Times New Roman" w:eastAsia="Times New Roman" w:hAnsi="Times New Roman" w:cs="Times New Roman"/>
+          <w:b/>
+          <w:sz w:val="28"/>
+          <w:szCs w:val="28"/>
+        </w:rPr>
+      </w:pPr>
+      <w:r>
+        <w:rPr>
+          <w:rFonts w:ascii="Times New Roman" w:eastAsia="Times New Roman" w:hAnsi="Times New Roman" w:cs="Times New Roman"/>
+          <w:b/>
+          <w:sz w:val="28"/>
+          <w:szCs w:val="28"/>
+        </w:rPr>
+        <w:t xml:space="preserve">Тема: </w:t>
+      </w:r>
+      <w:r>
+        <w:rPr>
+          <w:rFonts w:ascii="Times New Roman" w:eastAsia="Times New Roman" w:hAnsi="Times New Roman" w:cs="Times New Roman"/>
+          <w:sz w:val="28"/>
+          <w:szCs w:val="28"/>
+        </w:rPr>
+        <w:t>Организация специального обследования защищаемого помещения при проведении аттестации по требованиям безопасности информации</w:t>
+      </w:r>
+    </w:p>
+    <w:p>
+      <w:pPr>
+        <w:spacing w:line="360" w:lineRule="auto"/>
+        <w:ind w:firstLine="709"/>
+        <w:jc w:val="both"/>
+        <w:rPr>
+          <w:rFonts w:ascii="Times New Roman" w:eastAsia="Times New Roman" w:hAnsi="Times New Roman" w:cs="Times New Roman"/>
+          <w:sz w:val="28"/>
+          <w:szCs w:val="28"/>
+        </w:rPr>
+      </w:pPr>
+      <w:r>
+        <w:rPr>
+          <w:rFonts w:ascii="Times New Roman" w:eastAsia="Times New Roman" w:hAnsi="Times New Roman" w:cs="Times New Roman"/>
+          <w:b/>
+          <w:sz w:val="28"/>
+          <w:szCs w:val="28"/>
+        </w:rPr>
+        <w:t>Цель работы:</w:t>
+      </w:r>
+      <w:r>
+        <w:rPr>
+          <w:rFonts w:ascii="Times New Roman" w:eastAsia="Times New Roman" w:hAnsi="Times New Roman" w:cs="Times New Roman"/>
+          <w:sz w:val="28"/>
+          <w:szCs w:val="28"/>
+        </w:rPr>
+        <w:t xml:space="preserve"> изучить методологию специального обследования защищаемого помещения при проведении аттестации по требованиям безопасности информации.</w:t>
       </w:r>
     </w:p>
     <w:p>
@@ -575,87 +631,6 @@
           <w:sz w:val="28"/>
           <w:szCs w:val="28"/>
         </w:rPr>
-        <w:t>Лабораторная работа № 1</w:t>
-      </w:r>
-    </w:p>
-    <w:p>
-      <w:pPr>
-        <w:spacing w:line="360" w:lineRule="auto"/>
-        <w:ind w:firstLine="709"/>
-        <w:jc w:val="both"/>
-        <w:rPr>
-          <w:rFonts w:ascii="Times New Roman" w:eastAsia="Times New Roman" w:hAnsi="Times New Roman" w:cs="Times New Roman"/>
-          <w:b/>
-          <w:sz w:val="28"/>
-          <w:szCs w:val="28"/>
-        </w:rPr>
-      </w:pPr>
-      <w:r>
-        <w:rPr>
-          <w:rFonts w:ascii="Times New Roman" w:eastAsia="Times New Roman" w:hAnsi="Times New Roman" w:cs="Times New Roman"/>
-          <w:b/>
-          <w:sz w:val="28"/>
-          <w:szCs w:val="28"/>
-        </w:rPr>
-        <w:t xml:space="preserve">Тема: </w:t>
-      </w:r>
-      <w:r>
-        <w:rPr>
-          <w:rFonts w:ascii="Times New Roman" w:eastAsia="Times New Roman" w:hAnsi="Times New Roman" w:cs="Times New Roman"/>
-          <w:sz w:val="28"/>
-          <w:szCs w:val="28"/>
-        </w:rPr>
-        <w:t>Организация специального обследования защищаемого помещения при проведении аттестации по требованиям безопасности информации</w:t>
-      </w:r>
-    </w:p>
-    <w:p>
-      <w:pPr>
-        <w:spacing w:line="360" w:lineRule="auto"/>
-        <w:ind w:firstLine="709"/>
-        <w:jc w:val="both"/>
-        <w:rPr>
-          <w:rFonts w:ascii="Times New Roman" w:eastAsia="Times New Roman" w:hAnsi="Times New Roman" w:cs="Times New Roman"/>
-          <w:sz w:val="28"/>
-          <w:szCs w:val="28"/>
-        </w:rPr>
-      </w:pPr>
-      <w:r>
-        <w:rPr>
-          <w:rFonts w:ascii="Times New Roman" w:eastAsia="Times New Roman" w:hAnsi="Times New Roman" w:cs="Times New Roman"/>
-          <w:b/>
-          <w:sz w:val="28"/>
-          <w:szCs w:val="28"/>
-        </w:rPr>
-        <w:t>Цель работы:</w:t>
-      </w:r>
-      <w:r>
-        <w:rPr>
-          <w:rFonts w:ascii="Times New Roman" w:eastAsia="Times New Roman" w:hAnsi="Times New Roman" w:cs="Times New Roman"/>
-          <w:sz w:val="28"/>
-          <w:szCs w:val="28"/>
-        </w:rPr>
-        <w:t xml:space="preserve"> изучить методологию специального обследования защищаемого помещения при проведении аттестации по требованиям безопасности информации.</w:t>
-      </w:r>
-    </w:p>
-    <w:p>
-      <w:pPr>
-        <w:spacing w:line="360" w:lineRule="auto"/>
-        <w:ind w:firstLine="709"/>
-        <w:jc w:val="center"/>
-        <w:rPr>
-          <w:rFonts w:ascii="Times New Roman" w:eastAsia="Times New Roman" w:hAnsi="Times New Roman" w:cs="Times New Roman"/>
-          <w:b/>
-          <w:sz w:val="28"/>
-          <w:szCs w:val="28"/>
-        </w:rPr>
-      </w:pPr>
-      <w:r>
-        <w:rPr>
-          <w:rFonts w:ascii="Times New Roman" w:eastAsia="Times New Roman" w:hAnsi="Times New Roman" w:cs="Times New Roman"/>
-          <w:b/>
-          <w:sz w:val="28"/>
-          <w:szCs w:val="28"/>
-        </w:rPr>
         <w:t>Краткие теоретические сведения</w:t>
       </w:r>
     </w:p>
@@ -716,7 +691,7 @@
           <w:sz w:val="28"/>
           <w:szCs w:val="28"/>
         </w:rPr>
-        <w:t xml:space="preserve">При обследовании объекта в первую очередь выясняют взаимное расположение контролируемых и смежных помещений, порядок их посещений, </w:t>
+        <w:t xml:space="preserve">При обследовании объекта в первую очередь выясняют взаимное расположение контролируемых и смежных помещений, порядок их посещений, факты и сроки проведения ремонтных работ, монтажа/демонтажа коммуникаций, а также конструктивные особенности ограждающих конструкций и материалы </w:t>
       </w:r>
       <w:r>
         <w:rPr>
@@ -725,7 +700,7 @@
           <w:szCs w:val="28"/>
         </w:rPr>
         <w:lastRenderedPageBreak/>
-        <w:t>факты и сроки проведения ремонтных работ, монтажа/демонтажа коммуникаций, а также конструктивные особенности ограждающих конструкций и материалы покрытий. Особое внимание уделяется прилегающей к контролируемой зоне территории, которая может быть использована для размещения разведывательной аппаратуры дистанционного действия. Проводные коммуникации (силовая и телефонная сети, сигнализация) подвергаются тщательному анализу на уязвимость, поскольку они могут служить каналами передачи сигналов от линеарных закладок.</w:t>
+        <w:t>покрытий. Особое внимание уделяется прилегающей к контролируемой зоне территории, которая может быть использована для размещения разведывательной аппаратуры дистанционного действия. Проводные коммуникации (силовая и телефонная сети, сигнализация) подвергаются тщательному анализу на уязвимость, поскольку они могут служить каналами передачи сигналов от линеарных закладок.</w:t>
       </w:r>
     </w:p>
     <w:p>
@@ -805,7 +780,7 @@
           <w:sz w:val="28"/>
           <w:szCs w:val="28"/>
         </w:rPr>
-        <w:t xml:space="preserve">Осмотр помещения делится на первичный (визуальный контроль, сверка с документацией, временное удаление или перемещение электронных приборов и мебели, регистрация предметов) и техническую проверку. При осмотре </w:t>
+        <w:t xml:space="preserve">Осмотр помещения делится на первичный (визуальный контроль, сверка с документацией, временное удаление или перемещение электронных приборов и мебели, регистрация предметов) и техническую проверку. При осмотре обращают внимание на крепления плиток на стенах и потолке, наличие посторонних предметов в межпотолочном пространстве, обследуют </w:t>
       </w:r>
       <w:r>
         <w:rPr>
@@ -814,7 +789,7 @@
           <w:szCs w:val="28"/>
         </w:rPr>
         <w:lastRenderedPageBreak/>
-        <w:t>обращают внимание на крепления плиток на стенах и потолке, наличие посторонних предметов в межпотолочном пространстве, обследуют осветительные приборы, ниши, вентиляционные короба, отопительные батареи и предметы интерьера, используя эндоскопы и осмотровые зеркала. Все подозрительные предметы откладываются для последующей проверки.</w:t>
+        <w:t>осветительные приборы, ниши, вентиляционные короба, отопительные батареи и предметы интерьера, используя эндоскопы и осмотровые зеркала. Все подозрительные предметы откладываются для последующей проверки.</w:t>
       </w:r>
     </w:p>
     <w:p>
@@ -949,7 +924,7 @@
           <w:sz w:val="28"/>
           <w:szCs w:val="28"/>
         </w:rPr>
-        <w:t xml:space="preserve">Атрибуты объекта - – ФГБОУ ВО “Донской государственный технический университет”, г. Ростов-на-Дону, пл. Гагарина №1. Помещение расположено на четвертом этаже четырехэтажного здания. Здание, в котором находится помещение, соединено надземным переходом с зданием корпуса №2, по адресу пр. Михаила Нагибина №3А и с шестиэтажным зданием корпуса №8, </w:t>
+        <w:t xml:space="preserve">Атрибуты объекта - – ФГБОУ ВО “Донской государственный технический университет”, г. Ростов-на-Дону, пл. Гагарина №1. Помещение расположено на четвертом этаже четырехэтажного здания. Здание, в котором находится помещение, соединено надземным переходом с зданием корпуса №2, по адресу пр. Михаила Нагибина №3А и с шестиэтажным зданием корпуса №8, по адресу пл. Гагарина №1, которое также соединено надземным переходом с комплексом зданий трехэтажного корпуса №7 и шестиэтажного корпуса №6, по </w:t>
       </w:r>
       <w:r>
         <w:rPr>
@@ -958,7 +933,7 @@
           <w:szCs w:val="28"/>
         </w:rPr>
         <w:lastRenderedPageBreak/>
-        <w:t xml:space="preserve">по адресу пл. Гагарина №1, которое также соединено надземным переходом с комплексом зданий трехэтажного корпуса №7 и шестиэтажного корпуса №6, по адресу пл. Гагарина №1. На третьем этаже находится та же организация. Охрана и пропускная система расположены на первом этаже. Допуск посторонних лиц осуществляется по временным специальным пропускам от специального бюро. Вход в помещение ограничен только для сотрудников и студентов организации. Обработка данных, составляющих государственную тайну, в организации не производится. </w:t>
+        <w:t xml:space="preserve">адресу пл. Гагарина №1. На третьем этаже находится та же организация. Охрана и пропускная система расположены на первом этаже. Допуск посторонних лиц осуществляется по временным специальным пропускам от специального бюро. Вход в помещение ограничен только для сотрудников и студентов организации. Обработка данных, составляющих государственную тайну, в организации не производится. </w:t>
       </w:r>
     </w:p>
     <w:p>
@@ -1188,8 +1163,16 @@
           <w:sz w:val="28"/>
           <w:szCs w:val="28"/>
         </w:rPr>
+        <w:t xml:space="preserve">Двери двойные с тамбуром. Ширина тамбура - 0,5 м. По периметру каждой двери проложен уплотнитель. Двери с остеклением с железной рамой. </w:t>
+      </w:r>
+      <w:r>
+        <w:rPr>
+          <w:rFonts w:ascii="Times New Roman" w:eastAsia="Times New Roman" w:hAnsi="Times New Roman" w:cs="Times New Roman"/>
+          <w:sz w:val="28"/>
+          <w:szCs w:val="28"/>
+        </w:rPr>
         <w:lastRenderedPageBreak/>
-        <w:t>Двери двойные с тамбуром. Ширина тамбура - 0,5 м. По периметру каждой двери проложен уплотнитель. Двери с остеклением с железной рамой. Дверные коробки отделены друг от друга и от стены резиновыми уплотнителями. Дверь выходит на границу КЗ.</w:t>
+        <w:t>Дверные коробки отделены друг от друга и от стены резиновыми уплотнителями. Дверь выходит на границу КЗ.</w:t>
       </w:r>
     </w:p>
     <w:p>
@@ -1447,7 +1430,7 @@
         <w:rPr>
           <w:noProof/>
         </w:rPr>
-        <w:object w:dxaOrig="9680" w:dyaOrig="9667" w14:anchorId="34171EB4">
+        <w:object w:dxaOrig="9680" w:dyaOrig="9667" w14:anchorId="017F8E94">
           <v:shapetype id="_x0000_t75" coordsize="21600,21600" o:spt="75" o:preferrelative="t" path="m@4@5l@4@11@9@11@9@5xe" filled="f" stroked="f">
             <v:stroke joinstyle="miter"/>
             <v:formulas>
@@ -1467,10 +1450,10 @@
             <v:path o:extrusionok="f" gradientshapeok="t" o:connecttype="rect"/>
             <o:lock v:ext="edit" aspectratio="t"/>
           </v:shapetype>
-          <v:shape id="_x0000_i1025" type="#_x0000_t75" alt="" style="width:484.6pt;height:483.25pt;mso-width-percent:0;mso-height-percent:0;mso-width-percent:0;mso-height-percent:0" o:ole="">
+          <v:shape id="_x0000_i1025" type="#_x0000_t75" alt="" style="width:484.35pt;height:482.9pt;mso-width-percent:0;mso-height-percent:0;mso-width-percent:0;mso-height-percent:0" o:ole="">
             <v:imagedata r:id="rId9" o:title=""/>
           </v:shape>
-          <o:OLEObject Type="Embed" ProgID="Visio.Drawing.15" ShapeID="_x0000_i1025" DrawAspect="Content" ObjectID="_1850415617" r:id="rId10"/>
+          <o:OLEObject Type="Embed" ProgID="Visio.Drawing.15" ShapeID="_x0000_i1025" DrawAspect="Content" ObjectID="_1850472031" r:id="rId10"/>
         </w:object>
       </w:r>
     </w:p>
@@ -1513,7 +1496,7 @@
         </w:rPr>
         <w:lastRenderedPageBreak/>
         <w:drawing>
-          <wp:inline distT="0" distB="0" distL="0" distR="0" wp14:anchorId="7A84F473" wp14:editId="5D69B8FF">
+          <wp:inline distT="0" distB="0" distL="0" distR="0" wp14:anchorId="7A84F473" wp14:editId="6D23E80D">
             <wp:extent cx="4639376" cy="2700118"/>
             <wp:effectExtent l="0" t="0" r="0" b="5080"/>
             <wp:docPr id="472910834" name="Рисунок 1"/>

--- a/technical_protection_of_information/лабораторные/ЛР 1/2026/Ковалев_ВКБ53_ЛР1.docx
+++ b/technical_protection_of_information/лабораторные/ЛР 1/2026/Ковалев_ВКБ53_ЛР1.docx
@@ -1430,7 +1430,7 @@
         <w:rPr>
           <w:noProof/>
         </w:rPr>
-        <w:object w:dxaOrig="9680" w:dyaOrig="9667" w14:anchorId="017F8E94">
+        <w:object w:dxaOrig="9680" w:dyaOrig="9667" w14:anchorId="5B43A0FB">
           <v:shapetype id="_x0000_t75" coordsize="21600,21600" o:spt="75" o:preferrelative="t" path="m@4@5l@4@11@9@11@9@5xe" filled="f" stroked="f">
             <v:stroke joinstyle="miter"/>
             <v:formulas>
@@ -1450,10 +1450,10 @@
             <v:path o:extrusionok="f" gradientshapeok="t" o:connecttype="rect"/>
             <o:lock v:ext="edit" aspectratio="t"/>
           </v:shapetype>
-          <v:shape id="_x0000_i1025" type="#_x0000_t75" alt="" style="width:484.35pt;height:482.9pt;mso-width-percent:0;mso-height-percent:0;mso-width-percent:0;mso-height-percent:0" o:ole="">
+          <v:shape id="_x0000_i1025" type="#_x0000_t75" alt="" style="width:484.4pt;height:482.7pt;mso-width-percent:0;mso-height-percent:0;mso-width-percent:0;mso-height-percent:0" o:ole="">
             <v:imagedata r:id="rId9" o:title=""/>
           </v:shape>
-          <o:OLEObject Type="Embed" ProgID="Visio.Drawing.15" ShapeID="_x0000_i1025" DrawAspect="Content" ObjectID="_1850472031" r:id="rId10"/>
+          <o:OLEObject Type="Embed" ProgID="Visio.Drawing.15" ShapeID="_x0000_i1025" DrawAspect="Content" ObjectID="_1850483281" r:id="rId10"/>
         </w:object>
       </w:r>
     </w:p>
@@ -1485,6 +1485,7 @@
           <w:rFonts w:ascii="Times New Roman" w:eastAsia="Times New Roman" w:hAnsi="Times New Roman" w:cs="Times New Roman"/>
           <w:sz w:val="28"/>
           <w:szCs w:val="28"/>
+          <w:lang w:val="ru-RU"/>
         </w:rPr>
       </w:pPr>
       <w:r>
@@ -1496,7 +1497,7 @@
         </w:rPr>
         <w:lastRenderedPageBreak/>
         <w:drawing>
-          <wp:inline distT="0" distB="0" distL="0" distR="0" wp14:anchorId="7A84F473" wp14:editId="6D23E80D">
+          <wp:inline distT="0" distB="0" distL="0" distR="0" wp14:anchorId="7A84F473" wp14:editId="7B838D29">
             <wp:extent cx="4639376" cy="2700118"/>
             <wp:effectExtent l="0" t="0" r="0" b="5080"/>
             <wp:docPr id="472910834" name="Рисунок 1"/>
@@ -1536,6 +1537,15 @@
             </a:graphic>
           </wp:inline>
         </w:drawing>
+      </w:r>
+      <w:r>
+        <w:rPr>
+          <w:rFonts w:ascii="Times New Roman" w:eastAsia="Times New Roman" w:hAnsi="Times New Roman" w:cs="Times New Roman"/>
+          <w:sz w:val="28"/>
+          <w:szCs w:val="28"/>
+          <w:lang w:val="ru-RU"/>
+        </w:rPr>
+        <w:t xml:space="preserve"> </w:t>
       </w:r>
     </w:p>
     <w:p>
